--- a/mode_docx_gen/pmi_gzdzt/template.docx
+++ b/mode_docx_gen/pmi_gzdzt/template.docx
@@ -150,10 +150,18 @@
               <w:rPr>
                 <w:sz w:val="22"/>
               </w:rPr>
-              <w:t>Микропроцессорное устройство защиты и автоматики отходя</w:t>
-            </w:r>
-            <w:r>
-              <w:rPr>
+              <w:t>Микропроцессорное устрой</w:t>
+            </w:r>
+            <w:r>
+              <w:rPr>
+                <w:color w:val="FF0000"/>
+                <w:sz w:val="22"/>
+              </w:rPr>
+              <w:t>ство защиты и автоматики отходя</w:t>
+            </w:r>
+            <w:r>
+              <w:rPr>
+                <w:color w:val="FF0000"/>
                 <w:sz w:val="22"/>
               </w:rPr>
               <w:t>щего присоединения «ЮНИТ-М300-Т</w:t>
@@ -463,7 +471,7 @@
       <w:r>
         <w:fldChar w:fldCharType="separate"/>
       </w:r>
-      <w:hyperlink w:anchor="_Toc195106510" w:history="1">
+      <w:hyperlink w:anchor="_Toc198294621" w:history="1">
         <w:r>
           <w:rPr>
             <w:rStyle w:val="af4"/>
@@ -507,7 +515,7 @@
             <w:noProof/>
             <w:webHidden/>
           </w:rPr>
-          <w:instrText xml:space="preserve"> PAGEREF _Toc195106510 \h </w:instrText>
+          <w:instrText xml:space="preserve"> PAGEREF _Toc198294621 \h </w:instrText>
         </w:r>
         <w:r>
           <w:rPr>
@@ -549,7 +557,7 @@
           <w:lang w:val="en-US"/>
         </w:rPr>
       </w:pPr>
-      <w:hyperlink w:anchor="_Toc195106511" w:history="1">
+      <w:hyperlink w:anchor="_Toc198294622" w:history="1">
         <w:r>
           <w:rPr>
             <w:rStyle w:val="af4"/>
@@ -576,7 +584,7 @@
             <w:noProof/>
             <w:webHidden/>
           </w:rPr>
-          <w:instrText xml:space="preserve"> PAGEREF _Toc195106511 \h </w:instrText>
+          <w:instrText xml:space="preserve"> PAGEREF _Toc198294622 \h </w:instrText>
         </w:r>
         <w:r>
           <w:rPr>
@@ -618,7 +626,7 @@
           <w:lang w:val="en-US"/>
         </w:rPr>
       </w:pPr>
-      <w:hyperlink w:anchor="_Toc195106512" w:history="1">
+      <w:hyperlink w:anchor="_Toc198294623" w:history="1">
         <w:r>
           <w:rPr>
             <w:rStyle w:val="af4"/>
@@ -645,7 +653,7 @@
             <w:noProof/>
             <w:webHidden/>
           </w:rPr>
-          <w:instrText xml:space="preserve"> PAGEREF _Toc195106512 \h </w:instrText>
+          <w:instrText xml:space="preserve"> PAGEREF _Toc198294623 \h </w:instrText>
         </w:r>
         <w:r>
           <w:rPr>
@@ -687,7 +695,7 @@
           <w:lang w:val="en-US"/>
         </w:rPr>
       </w:pPr>
-      <w:hyperlink w:anchor="_Toc195106513" w:history="1">
+      <w:hyperlink w:anchor="_Toc198294624" w:history="1">
         <w:r>
           <w:rPr>
             <w:rStyle w:val="af4"/>
@@ -714,7 +722,7 @@
             <w:noProof/>
             <w:webHidden/>
           </w:rPr>
-          <w:instrText xml:space="preserve"> PAGEREF _Toc195106513 \h </w:instrText>
+          <w:instrText xml:space="preserve"> PAGEREF _Toc198294624 \h </w:instrText>
         </w:r>
         <w:r>
           <w:rPr>
@@ -756,7 +764,7 @@
           <w:lang w:val="en-US"/>
         </w:rPr>
       </w:pPr>
-      <w:hyperlink w:anchor="_Toc195106514" w:history="1">
+      <w:hyperlink w:anchor="_Toc198294625" w:history="1">
         <w:r>
           <w:rPr>
             <w:rStyle w:val="af4"/>
@@ -783,7 +791,7 @@
             <w:noProof/>
             <w:webHidden/>
           </w:rPr>
-          <w:instrText xml:space="preserve"> PAGEREF _Toc195106514 \h </w:instrText>
+          <w:instrText xml:space="preserve"> PAGEREF _Toc198294625 \h </w:instrText>
         </w:r>
         <w:r>
           <w:rPr>
@@ -825,7 +833,7 @@
           <w:lang w:val="en-US"/>
         </w:rPr>
       </w:pPr>
-      <w:hyperlink w:anchor="_Toc195106515" w:history="1">
+      <w:hyperlink w:anchor="_Toc198294626" w:history="1">
         <w:r>
           <w:rPr>
             <w:rStyle w:val="af4"/>
@@ -852,7 +860,7 @@
             <w:noProof/>
             <w:webHidden/>
           </w:rPr>
-          <w:instrText xml:space="preserve"> PAGEREF _Toc195106515 \h </w:instrText>
+          <w:instrText xml:space="preserve"> PAGEREF _Toc198294626 \h </w:instrText>
         </w:r>
         <w:r>
           <w:rPr>
@@ -894,7 +902,7 @@
           <w:lang w:val="en-US"/>
         </w:rPr>
       </w:pPr>
-      <w:hyperlink w:anchor="_Toc195106516" w:history="1">
+      <w:hyperlink w:anchor="_Toc198294627" w:history="1">
         <w:r>
           <w:rPr>
             <w:rStyle w:val="af4"/>
@@ -921,7 +929,7 @@
             <w:noProof/>
             <w:webHidden/>
           </w:rPr>
-          <w:instrText xml:space="preserve"> PAGEREF _Toc195106516 \h </w:instrText>
+          <w:instrText xml:space="preserve"> PAGEREF _Toc198294627 \h </w:instrText>
         </w:r>
         <w:r>
           <w:rPr>
@@ -963,7 +971,7 @@
           <w:lang w:val="en-US"/>
         </w:rPr>
       </w:pPr>
-      <w:hyperlink w:anchor="_Toc195106517" w:history="1">
+      <w:hyperlink w:anchor="_Toc198294628" w:history="1">
         <w:r>
           <w:rPr>
             <w:rStyle w:val="af4"/>
@@ -990,7 +998,7 @@
             <w:noProof/>
             <w:webHidden/>
           </w:rPr>
-          <w:instrText xml:space="preserve"> PAGEREF _Toc195106517 \h </w:instrText>
+          <w:instrText xml:space="preserve"> PAGEREF _Toc198294628 \h </w:instrText>
         </w:r>
         <w:r>
           <w:rPr>
@@ -1036,7 +1044,7 @@
           <w:lang w:val="en-US"/>
         </w:rPr>
       </w:pPr>
-      <w:hyperlink w:anchor="_Toc195106518" w:history="1">
+      <w:hyperlink w:anchor="_Toc198294629" w:history="1">
         <w:r>
           <w:rPr>
             <w:rStyle w:val="af4"/>
@@ -1059,7 +1067,21 @@
             <w:rStyle w:val="af4"/>
             <w:noProof/>
           </w:rPr>
-          <w:t>ПРОГРАММА И МЕТОДИКИ ПРОВЕДЕНИЯ ИСПЫТАНИЙ</w:t>
+          <w:t>ПРОГРАММА И МЕТОДИКИ ПРОВЕДЕ</w:t>
+        </w:r>
+        <w:r>
+          <w:rPr>
+            <w:rStyle w:val="af4"/>
+            <w:noProof/>
+          </w:rPr>
+          <w:t>Н</w:t>
+        </w:r>
+        <w:r>
+          <w:rPr>
+            <w:rStyle w:val="af4"/>
+            <w:noProof/>
+          </w:rPr>
+          <w:t>ИЯ ИСПЫТАНИЙ</w:t>
         </w:r>
         <w:r>
           <w:rPr>
@@ -1080,7 +1102,7 @@
             <w:noProof/>
             <w:webHidden/>
           </w:rPr>
-          <w:instrText xml:space="preserve"> PAGEREF _Toc195106518 \h </w:instrText>
+          <w:instrText xml:space="preserve"> PAGEREF _Toc198294629 \h </w:instrText>
         </w:r>
         <w:r>
           <w:rPr>
@@ -1122,7 +1144,7 @@
           <w:lang w:val="en-US"/>
         </w:rPr>
       </w:pPr>
-      <w:hyperlink w:anchor="_Toc195106519" w:history="1">
+      <w:hyperlink w:anchor="_Toc198294630" w:history="1">
         <w:r>
           <w:rPr>
             <w:rStyle w:val="af4"/>
@@ -1149,7 +1171,7 @@
             <w:noProof/>
             <w:webHidden/>
           </w:rPr>
-          <w:instrText xml:space="preserve"> PAGEREF _Toc195106519 \h </w:instrText>
+          <w:instrText xml:space="preserve"> PAGEREF _Toc198294630 \h </w:instrText>
         </w:r>
         <w:r>
           <w:rPr>
@@ -1191,7 +1213,7 @@
           <w:lang w:val="en-US"/>
         </w:rPr>
       </w:pPr>
-      <w:hyperlink w:anchor="_Toc195106520" w:history="1">
+      <w:hyperlink w:anchor="_Toc198294631" w:history="1">
         <w:r>
           <w:rPr>
             <w:rStyle w:val="af4"/>
@@ -1218,7 +1240,7 @@
             <w:noProof/>
             <w:webHidden/>
           </w:rPr>
-          <w:instrText xml:space="preserve"> PAGEREF _Toc195106520 \h </w:instrText>
+          <w:instrText xml:space="preserve"> PAGEREF _Toc198294631 \h </w:instrText>
         </w:r>
         <w:r>
           <w:rPr>
@@ -1260,7 +1282,7 @@
           <w:lang w:val="en-US"/>
         </w:rPr>
       </w:pPr>
-      <w:hyperlink w:anchor="_Toc195106521" w:history="1">
+      <w:hyperlink w:anchor="_Toc198294632" w:history="1">
         <w:r>
           <w:rPr>
             <w:rStyle w:val="af4"/>
@@ -1287,7 +1309,7 @@
             <w:noProof/>
             <w:webHidden/>
           </w:rPr>
-          <w:instrText xml:space="preserve"> PAGEREF _Toc195106521 \h </w:instrText>
+          <w:instrText xml:space="preserve"> PAGEREF _Toc198294632 \h </w:instrText>
         </w:r>
         <w:r>
           <w:rPr>
@@ -1329,7 +1351,7 @@
           <w:lang w:val="en-US"/>
         </w:rPr>
       </w:pPr>
-      <w:hyperlink w:anchor="_Toc195106522" w:history="1">
+      <w:hyperlink w:anchor="_Toc198294633" w:history="1">
         <w:r>
           <w:rPr>
             <w:rStyle w:val="af4"/>
@@ -1356,7 +1378,7 @@
             <w:noProof/>
             <w:webHidden/>
           </w:rPr>
-          <w:instrText xml:space="preserve"> PAGEREF _Toc195106522 \h </w:instrText>
+          <w:instrText xml:space="preserve"> PAGEREF _Toc198294633 \h </w:instrText>
         </w:r>
         <w:r>
           <w:rPr>
@@ -1398,13 +1420,27 @@
           <w:lang w:val="en-US"/>
         </w:rPr>
       </w:pPr>
-      <w:hyperlink w:anchor="_Toc195106523" w:history="1">
+      <w:hyperlink w:anchor="_Toc198294634" w:history="1">
         <w:r>
           <w:rPr>
             <w:rStyle w:val="af4"/>
             <w:noProof/>
           </w:rPr>
-          <w:t>2.5 Назначение выходных реле устройства ЮНИТ-М-300</w:t>
+          <w:t>2.5 Назначение выходны</w:t>
+        </w:r>
+        <w:r>
+          <w:rPr>
+            <w:rStyle w:val="af4"/>
+            <w:noProof/>
+          </w:rPr>
+          <w:t>х</w:t>
+        </w:r>
+        <w:r>
+          <w:rPr>
+            <w:rStyle w:val="af4"/>
+            <w:noProof/>
+          </w:rPr>
+          <w:t xml:space="preserve"> реле устройства ЮНИТ-М-300</w:t>
         </w:r>
         <w:r>
           <w:rPr>
@@ -1425,7 +1461,7 @@
             <w:noProof/>
             <w:webHidden/>
           </w:rPr>
-          <w:instrText xml:space="preserve"> PAGEREF _Toc195106523 \h </w:instrText>
+          <w:instrText xml:space="preserve"> PAGEREF _Toc198294634 \h </w:instrText>
         </w:r>
         <w:r>
           <w:rPr>
@@ -1467,27 +1503,13 @@
           <w:lang w:val="en-US"/>
         </w:rPr>
       </w:pPr>
-      <w:hyperlink w:anchor="_Toc195106524" w:history="1">
+      <w:hyperlink w:anchor="_Toc198294635" w:history="1">
         <w:r>
           <w:rPr>
             <w:rStyle w:val="af4"/>
             <w:noProof/>
           </w:rPr>
-          <w:t>2.6 Проверка функции ЛО ГЗ Р</w:t>
-        </w:r>
-        <w:r>
-          <w:rPr>
-            <w:rStyle w:val="af4"/>
-            <w:noProof/>
-          </w:rPr>
-          <w:t>П</w:t>
-        </w:r>
-        <w:r>
-          <w:rPr>
-            <w:rStyle w:val="af4"/>
-            <w:noProof/>
-          </w:rPr>
-          <w:t>Н</w:t>
+          <w:t>2.6 Проверка функции ЛО ГЗ РПН</w:t>
         </w:r>
         <w:r>
           <w:rPr>
@@ -1508,7 +1530,7 @@
             <w:noProof/>
             <w:webHidden/>
           </w:rPr>
-          <w:instrText xml:space="preserve"> PAGEREF _Toc195106524 \h </w:instrText>
+          <w:instrText xml:space="preserve"> PAGEREF _Toc198294635 \h </w:instrText>
         </w:r>
         <w:r>
           <w:rPr>
@@ -1528,7 +1550,7 @@
             <w:noProof/>
             <w:webHidden/>
           </w:rPr>
-          <w:t>12</w:t>
+          <w:t>13</w:t>
         </w:r>
         <w:r>
           <w:rPr>
@@ -1550,7 +1572,7 @@
           <w:lang w:val="en-US"/>
         </w:rPr>
       </w:pPr>
-      <w:hyperlink w:anchor="_Toc195106525" w:history="1">
+      <w:hyperlink w:anchor="_Toc198294636" w:history="1">
         <w:r>
           <w:rPr>
             <w:rStyle w:val="af4"/>
@@ -1577,7 +1599,7 @@
             <w:noProof/>
             <w:webHidden/>
           </w:rPr>
-          <w:instrText xml:space="preserve"> PAGEREF _Toc195106525 \h </w:instrText>
+          <w:instrText xml:space="preserve"> PAGEREF _Toc198294636 \h </w:instrText>
         </w:r>
         <w:r>
           <w:rPr>
@@ -1597,7 +1619,7 @@
             <w:noProof/>
             <w:webHidden/>
           </w:rPr>
-          <w:t>18</w:t>
+          <w:t>19</w:t>
         </w:r>
         <w:r>
           <w:rPr>
@@ -1619,7 +1641,7 @@
           <w:lang w:val="en-US"/>
         </w:rPr>
       </w:pPr>
-      <w:hyperlink w:anchor="_Toc195106526" w:history="1">
+      <w:hyperlink w:anchor="_Toc198294637" w:history="1">
         <w:r>
           <w:rPr>
             <w:rStyle w:val="af4"/>
@@ -1646,7 +1668,7 @@
             <w:noProof/>
             <w:webHidden/>
           </w:rPr>
-          <w:instrText xml:space="preserve"> PAGEREF _Toc195106526 \h </w:instrText>
+          <w:instrText xml:space="preserve"> PAGEREF _Toc198294637 \h </w:instrText>
         </w:r>
         <w:r>
           <w:rPr>
@@ -1666,7 +1688,7 @@
             <w:noProof/>
             <w:webHidden/>
           </w:rPr>
-          <w:t>23</w:t>
+          <w:t>25</w:t>
         </w:r>
         <w:r>
           <w:rPr>
@@ -1688,7 +1710,7 @@
           <w:lang w:val="en-US"/>
         </w:rPr>
       </w:pPr>
-      <w:hyperlink w:anchor="_Toc195106527" w:history="1">
+      <w:hyperlink w:anchor="_Toc198294638" w:history="1">
         <w:r>
           <w:rPr>
             <w:rStyle w:val="af4"/>
@@ -1715,7 +1737,7 @@
             <w:noProof/>
             <w:webHidden/>
           </w:rPr>
-          <w:instrText xml:space="preserve"> PAGEREF _Toc195106527 \h </w:instrText>
+          <w:instrText xml:space="preserve"> PAGEREF _Toc198294638 \h </w:instrText>
         </w:r>
         <w:r>
           <w:rPr>
@@ -1735,7 +1757,7 @@
             <w:noProof/>
             <w:webHidden/>
           </w:rPr>
-          <w:t>28</w:t>
+          <w:t>32</w:t>
         </w:r>
         <w:r>
           <w:rPr>
@@ -1757,7 +1779,7 @@
           <w:lang w:val="en-US"/>
         </w:rPr>
       </w:pPr>
-      <w:hyperlink w:anchor="_Toc195106528" w:history="1">
+      <w:hyperlink w:anchor="_Toc198294639" w:history="1">
         <w:r>
           <w:rPr>
             <w:rStyle w:val="af4"/>
@@ -1784,76 +1806,7 @@
             <w:noProof/>
             <w:webHidden/>
           </w:rPr>
-          <w:instrText xml:space="preserve"> PAGEREF _Toc195106528 \h </w:instrText>
-        </w:r>
-        <w:r>
-          <w:rPr>
-            <w:noProof/>
-            <w:webHidden/>
-          </w:rPr>
-        </w:r>
-        <w:r>
-          <w:rPr>
-            <w:noProof/>
-            <w:webHidden/>
-          </w:rPr>
-          <w:fldChar w:fldCharType="separate"/>
-        </w:r>
-        <w:r>
-          <w:rPr>
-            <w:noProof/>
-            <w:webHidden/>
-          </w:rPr>
-          <w:t>34</w:t>
-        </w:r>
-        <w:r>
-          <w:rPr>
-            <w:noProof/>
-            <w:webHidden/>
-          </w:rPr>
-          <w:fldChar w:fldCharType="end"/>
-        </w:r>
-      </w:hyperlink>
-    </w:p>
-    <w:p>
-      <w:pPr>
-        <w:pStyle w:val="22"/>
-        <w:rPr>
-          <w:rFonts w:asciiTheme="minorHAnsi" w:eastAsiaTheme="minorEastAsia" w:hAnsiTheme="minorHAnsi"/>
-          <w:noProof/>
-          <w:color w:val="auto"/>
-          <w:sz w:val="22"/>
-          <w:lang w:val="en-US"/>
-        </w:rPr>
-      </w:pPr>
-      <w:hyperlink w:anchor="_Toc195106529" w:history="1">
-        <w:r>
-          <w:rPr>
-            <w:rStyle w:val="af4"/>
-            <w:noProof/>
-          </w:rPr>
-          <w:t>2.11 Проверка функции ЛО РД</w:t>
-        </w:r>
-        <w:r>
-          <w:rPr>
-            <w:noProof/>
-            <w:webHidden/>
-          </w:rPr>
-          <w:tab/>
-        </w:r>
-        <w:r>
-          <w:rPr>
-            <w:noProof/>
-            <w:webHidden/>
-          </w:rPr>
-          <w:fldChar w:fldCharType="begin"/>
-        </w:r>
-        <w:r>
-          <w:rPr>
-            <w:noProof/>
-            <w:webHidden/>
-          </w:rPr>
-          <w:instrText xml:space="preserve"> PAGEREF _Toc195106529 \h </w:instrText>
+          <w:instrText xml:space="preserve"> PAGEREF _Toc198294639 \h </w:instrText>
         </w:r>
         <w:r>
           <w:rPr>
@@ -1895,7 +1848,76 @@
           <w:lang w:val="en-US"/>
         </w:rPr>
       </w:pPr>
-      <w:hyperlink w:anchor="_Toc195106530" w:history="1">
+      <w:hyperlink w:anchor="_Toc198294640" w:history="1">
+        <w:r>
+          <w:rPr>
+            <w:rStyle w:val="af4"/>
+            <w:noProof/>
+          </w:rPr>
+          <w:t>2.11 Проверка функции ЛО РД</w:t>
+        </w:r>
+        <w:r>
+          <w:rPr>
+            <w:noProof/>
+            <w:webHidden/>
+          </w:rPr>
+          <w:tab/>
+        </w:r>
+        <w:r>
+          <w:rPr>
+            <w:noProof/>
+            <w:webHidden/>
+          </w:rPr>
+          <w:fldChar w:fldCharType="begin"/>
+        </w:r>
+        <w:r>
+          <w:rPr>
+            <w:noProof/>
+            <w:webHidden/>
+          </w:rPr>
+          <w:instrText xml:space="preserve"> PAGEREF _Toc198294640 \h </w:instrText>
+        </w:r>
+        <w:r>
+          <w:rPr>
+            <w:noProof/>
+            <w:webHidden/>
+          </w:rPr>
+        </w:r>
+        <w:r>
+          <w:rPr>
+            <w:noProof/>
+            <w:webHidden/>
+          </w:rPr>
+          <w:fldChar w:fldCharType="separate"/>
+        </w:r>
+        <w:r>
+          <w:rPr>
+            <w:noProof/>
+            <w:webHidden/>
+          </w:rPr>
+          <w:t>48</w:t>
+        </w:r>
+        <w:r>
+          <w:rPr>
+            <w:noProof/>
+            <w:webHidden/>
+          </w:rPr>
+          <w:fldChar w:fldCharType="end"/>
+        </w:r>
+      </w:hyperlink>
+    </w:p>
+    <w:p>
+      <w:pPr>
+        <w:pStyle w:val="22"/>
+        <w:rPr>
+          <w:rFonts w:asciiTheme="minorHAnsi" w:eastAsiaTheme="minorEastAsia" w:hAnsiTheme="minorHAnsi"/>
+          <w:noProof/>
+          <w:color w:val="auto"/>
+          <w:sz w:val="22"/>
+          <w:lang w:val="en-US"/>
+        </w:rPr>
+      </w:pPr>
+      <w:hyperlink w:anchor="_Toc198294641" w:history="1">
         <w:r>
           <w:rPr>
             <w:rStyle w:val="af4"/>
@@ -1922,7 +1944,7 @@
             <w:noProof/>
             <w:webHidden/>
           </w:rPr>
-          <w:instrText xml:space="preserve"> PAGEREF _Toc195106530 \h </w:instrText>
+          <w:instrText xml:space="preserve"> PAGEREF _Toc198294641 \h </w:instrText>
         </w:r>
         <w:r>
           <w:rPr>
@@ -1942,7 +1964,7 @@
             <w:noProof/>
             <w:webHidden/>
           </w:rPr>
-          <w:t>46</w:t>
+          <w:t>54</w:t>
         </w:r>
         <w:r>
           <w:rPr>
@@ -1964,7 +1986,7 @@
           <w:lang w:val="en-US"/>
         </w:rPr>
       </w:pPr>
-      <w:hyperlink w:anchor="_Toc195106531" w:history="1">
+      <w:hyperlink w:anchor="_Toc198294642" w:history="1">
         <w:r>
           <w:rPr>
             <w:rStyle w:val="af4"/>
@@ -1991,7 +2013,7 @@
             <w:noProof/>
             <w:webHidden/>
           </w:rPr>
-          <w:instrText xml:space="preserve"> PAGEREF _Toc195106531 \h </w:instrText>
+          <w:instrText xml:space="preserve"> PAGEREF _Toc198294642 \h </w:instrText>
         </w:r>
         <w:r>
           <w:rPr>
@@ -2011,7 +2033,7 @@
             <w:noProof/>
             <w:webHidden/>
           </w:rPr>
-          <w:t>51</w:t>
+          <w:t>60</w:t>
         </w:r>
         <w:r>
           <w:rPr>
@@ -2033,7 +2055,7 @@
           <w:lang w:val="en-US"/>
         </w:rPr>
       </w:pPr>
-      <w:hyperlink w:anchor="_Toc195106532" w:history="1">
+      <w:hyperlink w:anchor="_Toc198294643" w:history="1">
         <w:r>
           <w:rPr>
             <w:rStyle w:val="af4"/>
@@ -2060,7 +2082,7 @@
             <w:noProof/>
             <w:webHidden/>
           </w:rPr>
-          <w:instrText xml:space="preserve"> PAGEREF _Toc195106532 \h </w:instrText>
+          <w:instrText xml:space="preserve"> PAGEREF _Toc198294643 \h </w:instrText>
         </w:r>
         <w:r>
           <w:rPr>
@@ -2080,7 +2102,76 @@
             <w:noProof/>
             <w:webHidden/>
           </w:rPr>
-          <w:t>56</w:t>
+          <w:t>65</w:t>
+        </w:r>
+        <w:r>
+          <w:rPr>
+            <w:noProof/>
+            <w:webHidden/>
+          </w:rPr>
+          <w:fldChar w:fldCharType="end"/>
+        </w:r>
+      </w:hyperlink>
+    </w:p>
+    <w:p>
+      <w:pPr>
+        <w:pStyle w:val="22"/>
+        <w:rPr>
+          <w:rFonts w:asciiTheme="minorHAnsi" w:eastAsiaTheme="minorEastAsia" w:hAnsiTheme="minorHAnsi"/>
+          <w:noProof/>
+          <w:color w:val="auto"/>
+          <w:sz w:val="22"/>
+          <w:lang w:val="en-US"/>
+        </w:rPr>
+      </w:pPr>
+      <w:hyperlink w:anchor="_Toc198294644" w:history="1">
+        <w:r>
+          <w:rPr>
+            <w:rStyle w:val="af4"/>
+            <w:noProof/>
+          </w:rPr>
+          <w:t>2.15 Проверка функции СС</w:t>
+        </w:r>
+        <w:r>
+          <w:rPr>
+            <w:noProof/>
+            <w:webHidden/>
+          </w:rPr>
+          <w:tab/>
+        </w:r>
+        <w:r>
+          <w:rPr>
+            <w:noProof/>
+            <w:webHidden/>
+          </w:rPr>
+          <w:fldChar w:fldCharType="begin"/>
+        </w:r>
+        <w:r>
+          <w:rPr>
+            <w:noProof/>
+            <w:webHidden/>
+          </w:rPr>
+          <w:instrText xml:space="preserve"> PAGEREF _Toc198294644 \h </w:instrText>
+        </w:r>
+        <w:r>
+          <w:rPr>
+            <w:noProof/>
+            <w:webHidden/>
+          </w:rPr>
+        </w:r>
+        <w:r>
+          <w:rPr>
+            <w:noProof/>
+            <w:webHidden/>
+          </w:rPr>
+          <w:fldChar w:fldCharType="separate"/>
+        </w:r>
+        <w:r>
+          <w:rPr>
+            <w:noProof/>
+            <w:webHidden/>
+          </w:rPr>
+          <w:t>71</w:t>
         </w:r>
         <w:r>
           <w:rPr>
@@ -2106,7 +2197,7 @@
           <w:lang w:val="en-US"/>
         </w:rPr>
       </w:pPr>
-      <w:hyperlink w:anchor="_Toc195106533" w:history="1">
+      <w:hyperlink w:anchor="_Toc198294645" w:history="1">
         <w:r>
           <w:rPr>
             <w:rStyle w:val="af4"/>
@@ -2150,7 +2241,7 @@
             <w:noProof/>
             <w:webHidden/>
           </w:rPr>
-          <w:instrText xml:space="preserve"> PAGEREF _Toc195106533 \h </w:instrText>
+          <w:instrText xml:space="preserve"> PAGEREF _Toc198294645 \h </w:instrText>
         </w:r>
         <w:r>
           <w:rPr>
@@ -2170,7 +2261,7 @@
             <w:noProof/>
             <w:webHidden/>
           </w:rPr>
-          <w:t>61</w:t>
+          <w:t>79</w:t>
         </w:r>
         <w:r>
           <w:rPr>
@@ -2192,7 +2283,7 @@
           <w:lang w:val="en-US"/>
         </w:rPr>
       </w:pPr>
-      <w:hyperlink w:anchor="_Toc195106534" w:history="1">
+      <w:hyperlink w:anchor="_Toc198294646" w:history="1">
         <w:r>
           <w:rPr>
             <w:rStyle w:val="af4"/>
@@ -2219,7 +2310,7 @@
             <w:noProof/>
             <w:webHidden/>
           </w:rPr>
-          <w:instrText xml:space="preserve"> PAGEREF _Toc195106534 \h </w:instrText>
+          <w:instrText xml:space="preserve"> PAGEREF _Toc198294646 \h </w:instrText>
         </w:r>
         <w:r>
           <w:rPr>
@@ -2239,7 +2330,7 @@
             <w:noProof/>
             <w:webHidden/>
           </w:rPr>
-          <w:t>61</w:t>
+          <w:t>79</w:t>
         </w:r>
         <w:r>
           <w:rPr>
@@ -2261,7 +2352,7 @@
           <w:lang w:val="en-US"/>
         </w:rPr>
       </w:pPr>
-      <w:hyperlink w:anchor="_Toc195106535" w:history="1">
+      <w:hyperlink w:anchor="_Toc198294647" w:history="1">
         <w:r>
           <w:rPr>
             <w:rStyle w:val="af4"/>
@@ -2288,7 +2379,7 @@
             <w:noProof/>
             <w:webHidden/>
           </w:rPr>
-          <w:instrText xml:space="preserve"> PAGEREF _Toc195106535 \h </w:instrText>
+          <w:instrText xml:space="preserve"> PAGEREF _Toc198294647 \h </w:instrText>
         </w:r>
         <w:r>
           <w:rPr>
@@ -2308,7 +2399,7 @@
             <w:noProof/>
             <w:webHidden/>
           </w:rPr>
-          <w:t>61</w:t>
+          <w:t>79</w:t>
         </w:r>
         <w:r>
           <w:rPr>
@@ -2330,7 +2421,7 @@
           <w:lang w:val="en-US"/>
         </w:rPr>
       </w:pPr>
-      <w:hyperlink w:anchor="_Toc195106536" w:history="1">
+      <w:hyperlink w:anchor="_Toc198294648" w:history="1">
         <w:r>
           <w:rPr>
             <w:rStyle w:val="af4"/>
@@ -2357,7 +2448,7 @@
             <w:noProof/>
             <w:webHidden/>
           </w:rPr>
-          <w:instrText xml:space="preserve"> PAGEREF _Toc195106536 \h </w:instrText>
+          <w:instrText xml:space="preserve"> PAGEREF _Toc198294648 \h </w:instrText>
         </w:r>
         <w:r>
           <w:rPr>
@@ -2377,7 +2468,7 @@
             <w:noProof/>
             <w:webHidden/>
           </w:rPr>
-          <w:t>62</w:t>
+          <w:t>80</w:t>
         </w:r>
         <w:r>
           <w:rPr>
@@ -2399,7 +2490,7 @@
           <w:lang w:val="en-US"/>
         </w:rPr>
       </w:pPr>
-      <w:hyperlink w:anchor="_Toc195106537" w:history="1">
+      <w:hyperlink w:anchor="_Toc198294649" w:history="1">
         <w:r>
           <w:rPr>
             <w:rStyle w:val="af4"/>
@@ -2426,7 +2517,7 @@
             <w:noProof/>
             <w:webHidden/>
           </w:rPr>
-          <w:instrText xml:space="preserve"> PAGEREF _Toc195106537 \h </w:instrText>
+          <w:instrText xml:space="preserve"> PAGEREF _Toc198294649 \h </w:instrText>
         </w:r>
         <w:r>
           <w:rPr>
@@ -2446,7 +2537,7 @@
             <w:noProof/>
             <w:webHidden/>
           </w:rPr>
-          <w:t>63</w:t>
+          <w:t>81</w:t>
         </w:r>
         <w:r>
           <w:rPr>
@@ -2468,7 +2559,7 @@
           <w:lang w:val="en-US"/>
         </w:rPr>
       </w:pPr>
-      <w:hyperlink w:anchor="_Toc195106538" w:history="1">
+      <w:hyperlink w:anchor="_Toc198294650" w:history="1">
         <w:r>
           <w:rPr>
             <w:rStyle w:val="af4"/>
@@ -2495,7 +2586,7 @@
             <w:noProof/>
             <w:webHidden/>
           </w:rPr>
-          <w:instrText xml:space="preserve"> PAGEREF _Toc195106538 \h </w:instrText>
+          <w:instrText xml:space="preserve"> PAGEREF _Toc198294650 \h </w:instrText>
         </w:r>
         <w:r>
           <w:rPr>
@@ -2515,7 +2606,7 @@
             <w:noProof/>
             <w:webHidden/>
           </w:rPr>
-          <w:t>64</w:t>
+          <w:t>83</w:t>
         </w:r>
         <w:r>
           <w:rPr>
@@ -2537,7 +2628,7 @@
           <w:lang w:val="en-US"/>
         </w:rPr>
       </w:pPr>
-      <w:hyperlink w:anchor="_Toc195106539" w:history="1">
+      <w:hyperlink w:anchor="_Toc198294651" w:history="1">
         <w:r>
           <w:rPr>
             <w:rStyle w:val="af4"/>
@@ -2564,7 +2655,7 @@
             <w:noProof/>
             <w:webHidden/>
           </w:rPr>
-          <w:instrText xml:space="preserve"> PAGEREF _Toc195106539 \h </w:instrText>
+          <w:instrText xml:space="preserve"> PAGEREF _Toc198294651 \h </w:instrText>
         </w:r>
         <w:r>
           <w:rPr>
@@ -2584,7 +2675,7 @@
             <w:noProof/>
             <w:webHidden/>
           </w:rPr>
-          <w:t>65</w:t>
+          <w:t>84</w:t>
         </w:r>
         <w:r>
           <w:rPr>
@@ -2606,7 +2697,7 @@
           <w:lang w:val="en-US"/>
         </w:rPr>
       </w:pPr>
-      <w:hyperlink w:anchor="_Toc195106540" w:history="1">
+      <w:hyperlink w:anchor="_Toc198294652" w:history="1">
         <w:r>
           <w:rPr>
             <w:rStyle w:val="af4"/>
@@ -2633,7 +2724,7 @@
             <w:noProof/>
             <w:webHidden/>
           </w:rPr>
-          <w:instrText xml:space="preserve"> PAGEREF _Toc195106540 \h </w:instrText>
+          <w:instrText xml:space="preserve"> PAGEREF _Toc198294652 \h </w:instrText>
         </w:r>
         <w:r>
           <w:rPr>
@@ -2653,7 +2744,7 @@
             <w:noProof/>
             <w:webHidden/>
           </w:rPr>
-          <w:t>66</w:t>
+          <w:t>85</w:t>
         </w:r>
         <w:r>
           <w:rPr>
@@ -2675,7 +2766,7 @@
           <w:lang w:val="en-US"/>
         </w:rPr>
       </w:pPr>
-      <w:hyperlink w:anchor="_Toc195106541" w:history="1">
+      <w:hyperlink w:anchor="_Toc198294653" w:history="1">
         <w:r>
           <w:rPr>
             <w:rStyle w:val="af4"/>
@@ -2702,7 +2793,7 @@
             <w:noProof/>
             <w:webHidden/>
           </w:rPr>
-          <w:instrText xml:space="preserve"> PAGEREF _Toc195106541 \h </w:instrText>
+          <w:instrText xml:space="preserve"> PAGEREF _Toc198294653 \h </w:instrText>
         </w:r>
         <w:r>
           <w:rPr>
@@ -2722,7 +2813,7 @@
             <w:noProof/>
             <w:webHidden/>
           </w:rPr>
-          <w:t>67</w:t>
+          <w:t>86</w:t>
         </w:r>
         <w:r>
           <w:rPr>
@@ -2744,7 +2835,7 @@
           <w:lang w:val="en-US"/>
         </w:rPr>
       </w:pPr>
-      <w:hyperlink w:anchor="_Toc195106542" w:history="1">
+      <w:hyperlink w:anchor="_Toc198294654" w:history="1">
         <w:r>
           <w:rPr>
             <w:rStyle w:val="af4"/>
@@ -2771,7 +2862,7 @@
             <w:noProof/>
             <w:webHidden/>
           </w:rPr>
-          <w:instrText xml:space="preserve"> PAGEREF _Toc195106542 \h </w:instrText>
+          <w:instrText xml:space="preserve"> PAGEREF _Toc198294654 \h </w:instrText>
         </w:r>
         <w:r>
           <w:rPr>
@@ -2791,7 +2882,76 @@
             <w:noProof/>
             <w:webHidden/>
           </w:rPr>
-          <w:t>68</w:t>
+          <w:t>86</w:t>
+        </w:r>
+        <w:r>
+          <w:rPr>
+            <w:noProof/>
+            <w:webHidden/>
+          </w:rPr>
+          <w:fldChar w:fldCharType="end"/>
+        </w:r>
+      </w:hyperlink>
+    </w:p>
+    <w:p>
+      <w:pPr>
+        <w:pStyle w:val="22"/>
+        <w:rPr>
+          <w:rFonts w:asciiTheme="minorHAnsi" w:eastAsiaTheme="minorEastAsia" w:hAnsiTheme="minorHAnsi"/>
+          <w:noProof/>
+          <w:color w:val="auto"/>
+          <w:sz w:val="22"/>
+          <w:lang w:val="en-US"/>
+        </w:rPr>
+      </w:pPr>
+      <w:hyperlink w:anchor="_Toc198294655" w:history="1">
+        <w:r>
+          <w:rPr>
+            <w:rStyle w:val="af4"/>
+            <w:noProof/>
+          </w:rPr>
+          <w:t>3.10 Результат проверки функции СС</w:t>
+        </w:r>
+        <w:r>
+          <w:rPr>
+            <w:noProof/>
+            <w:webHidden/>
+          </w:rPr>
+          <w:tab/>
+        </w:r>
+        <w:r>
+          <w:rPr>
+            <w:noProof/>
+            <w:webHidden/>
+          </w:rPr>
+          <w:fldChar w:fldCharType="begin"/>
+        </w:r>
+        <w:r>
+          <w:rPr>
+            <w:noProof/>
+            <w:webHidden/>
+          </w:rPr>
+          <w:instrText xml:space="preserve"> PAGEREF _Toc198294655 \h </w:instrText>
+        </w:r>
+        <w:r>
+          <w:rPr>
+            <w:noProof/>
+            <w:webHidden/>
+          </w:rPr>
+        </w:r>
+        <w:r>
+          <w:rPr>
+            <w:noProof/>
+            <w:webHidden/>
+          </w:rPr>
+          <w:fldChar w:fldCharType="separate"/>
+        </w:r>
+        <w:r>
+          <w:rPr>
+            <w:noProof/>
+            <w:webHidden/>
+          </w:rPr>
+          <w:t>87</w:t>
         </w:r>
         <w:r>
           <w:rPr>
@@ -2836,13 +2996,6 @@
     </w:p>
     <w:p>
       <w:pPr>
-        <w:rPr>
-          <w:lang w:val="en-US"/>
-        </w:rPr>
-      </w:pPr>
-    </w:p>
-    <w:p>
-      <w:pPr>
         <w:pStyle w:val="1"/>
       </w:pPr>
       <w:r>
@@ -2852,7 +3005,7 @@
         <w:lastRenderedPageBreak/>
         <w:tab/>
       </w:r>
-      <w:bookmarkStart w:id="0" w:name="_Toc195106510"/>
+      <w:bookmarkStart w:id="0" w:name="_Toc198294621"/>
       <w:r>
         <w:t>ОБЩИЕ СВЕДЕНИЯ</w:t>
       </w:r>
@@ -2862,7 +3015,7 @@
       <w:pPr>
         <w:pStyle w:val="2"/>
       </w:pPr>
-      <w:bookmarkStart w:id="1" w:name="_Toc195106511"/>
+      <w:bookmarkStart w:id="1" w:name="_Toc198294622"/>
       <w:r>
         <w:t>Цель проведения испытаний</w:t>
       </w:r>
@@ -2880,7 +3033,7 @@
       <w:pPr>
         <w:pStyle w:val="2"/>
       </w:pPr>
-      <w:bookmarkStart w:id="2" w:name="_Toc195106512"/>
+      <w:bookmarkStart w:id="2" w:name="_Toc198294623"/>
       <w:r>
         <w:t>Место</w:t>
       </w:r>
@@ -3027,7 +3180,7 @@
       <w:pPr>
         <w:pStyle w:val="2"/>
       </w:pPr>
-      <w:bookmarkStart w:id="3" w:name="_Toc195106513"/>
+      <w:bookmarkStart w:id="3" w:name="_Toc198294624"/>
       <w:r>
         <w:t>Информация об объекте испытаний</w:t>
       </w:r>
@@ -3371,7 +3524,7 @@
       <w:pPr>
         <w:pStyle w:val="2"/>
       </w:pPr>
-      <w:bookmarkStart w:id="4" w:name="_Toc195106514"/>
+      <w:bookmarkStart w:id="4" w:name="_Toc198294625"/>
       <w:r>
         <w:t>Период проведения испытаний</w:t>
       </w:r>
@@ -3398,7 +3551,7 @@
       <w:pPr>
         <w:pStyle w:val="2"/>
       </w:pPr>
-      <w:bookmarkStart w:id="5" w:name="_Toc195106515"/>
+      <w:bookmarkStart w:id="5" w:name="_Toc198294626"/>
       <w:r>
         <w:t>Условия проведения испытаний и измерений</w:t>
       </w:r>
@@ -3416,7 +3569,7 @@
       <w:pPr>
         <w:pStyle w:val="2"/>
       </w:pPr>
-      <w:bookmarkStart w:id="6" w:name="_Toc195106516"/>
+      <w:bookmarkStart w:id="6" w:name="_Toc198294627"/>
       <w:r>
         <w:t>Нормативная документация</w:t>
       </w:r>
@@ -3437,7 +3590,7 @@
       <w:pPr>
         <w:pStyle w:val="2"/>
       </w:pPr>
-      <w:bookmarkStart w:id="7" w:name="_Toc195106517"/>
+      <w:bookmarkStart w:id="7" w:name="_Toc198294628"/>
       <w:r>
         <w:lastRenderedPageBreak/>
         <w:t>Перечень используемых средств измерений (СИ), испытательного оборудования (ИО) и вспомогательного оборудования (ВО)</w:t>
@@ -4948,7 +5101,7 @@
       <w:pPr>
         <w:pStyle w:val="1"/>
       </w:pPr>
-      <w:bookmarkStart w:id="8" w:name="_Toc195106518"/>
+      <w:bookmarkStart w:id="8" w:name="_Toc198294629"/>
       <w:r>
         <w:lastRenderedPageBreak/>
         <w:t>ПРОГРАММА И МЕТОДИКИ ПРОВЕДЕНИЯ ИСПЫТАНИЙ</w:t>
@@ -4959,7 +5112,7 @@
       <w:pPr>
         <w:pStyle w:val="2"/>
       </w:pPr>
-      <w:bookmarkStart w:id="9" w:name="_Toc195106519"/>
+      <w:bookmarkStart w:id="9" w:name="_Toc198294630"/>
       <w:r>
         <w:t>Цел</w:t>
       </w:r>
@@ -5028,7 +5181,7 @@
       <w:pPr>
         <w:pStyle w:val="2"/>
       </w:pPr>
-      <w:bookmarkStart w:id="10" w:name="_Toc195106520"/>
+      <w:bookmarkStart w:id="10" w:name="_Toc198294631"/>
       <w:r>
         <w:t>Подключение аналоговых цепей к устройству</w:t>
       </w:r>
@@ -5049,7 +5202,7 @@
       <w:pPr>
         <w:pStyle w:val="2"/>
       </w:pPr>
-      <w:bookmarkStart w:id="11" w:name="_Toc195106521"/>
+      <w:bookmarkStart w:id="11" w:name="_Toc198294632"/>
       <w:r>
         <w:t>Подключение дискретных входных и выходных цепей устройства</w:t>
       </w:r>
@@ -5091,10 +5244,10 @@
             <v:path o:extrusionok="f" gradientshapeok="t" o:connecttype="rect"/>
             <o:lock v:ext="edit" aspectratio="t"/>
           </v:shapetype>
-          <v:shape id="_x0000_i1025" type="#_x0000_t75" style="width:411.6pt;height:283.15pt" o:ole="">
+          <v:shape id="_x0000_i1025" type="#_x0000_t75" style="width:411.85pt;height:283.4pt" o:ole="">
             <v:imagedata r:id="rId10" o:title=""/>
           </v:shape>
-          <o:OLEObject Type="Embed" ProgID="Acrobat.Document.DC" ShapeID="_x0000_i1025" DrawAspect="Content" ObjectID="_1805719302" r:id="rId11"/>
+          <o:OLEObject Type="Embed" ProgID="Acrobat.Document.DC" ShapeID="_x0000_i1025" DrawAspect="Content" ObjectID="_1808907398" r:id="rId11"/>
         </w:object>
       </w:r>
     </w:p>
@@ -5110,7 +5263,7 @@
       <w:pPr>
         <w:pStyle w:val="2"/>
       </w:pPr>
-      <w:bookmarkStart w:id="12" w:name="_Toc195106522"/>
+      <w:bookmarkStart w:id="12" w:name="_Toc198294633"/>
       <w:r>
         <w:t>Назначение дискретных входов устройства ЮНИТ-М-300</w:t>
       </w:r>
@@ -12381,7 +12534,7 @@
         <w:rPr>
           <w:highlight w:val="green"/>
         </w:rPr>
-        <w:t>ОК</w:t>
+        <w:t>ДУм расширителя</w:t>
       </w:r>
     </w:p>
     <w:tbl>
@@ -13234,6 +13387,1046 @@
               <w:pStyle w:val="af0"/>
             </w:pPr>
             <w:r>
+              <w:t>М3.14</w:t>
+            </w:r>
+          </w:p>
+        </w:tc>
+        <w:tc>
+          <w:tcPr>
+            <w:tcW w:w="5061" w:type="dxa"/>
+          </w:tcPr>
+          <w:p>
+            <w:pPr>
+              <w:pStyle w:val="af0"/>
+              <w:jc w:val="left"/>
+            </w:pPr>
+            <w:r>
+              <w:t>Резерв</w:t>
+            </w:r>
+          </w:p>
+        </w:tc>
+      </w:tr>
+    </w:tbl>
+    <w:p>
+      <w:pPr>
+        <w:pStyle w:val="a"/>
+        <w:rPr>
+          <w:highlight w:val="green"/>
+        </w:rPr>
+      </w:pPr>
+      <w:r>
+        <w:rPr>
+          <w:highlight w:val="green"/>
+        </w:rPr>
+        <w:t xml:space="preserve">Назначение дискретных входов ЮНИТ-М300 для проверки </w:t>
+      </w:r>
+      <w:r>
+        <w:rPr>
+          <w:highlight w:val="green"/>
+        </w:rPr>
+        <w:t>СС</w:t>
+      </w:r>
+    </w:p>
+    <w:tbl>
+      <w:tblPr>
+        <w:tblStyle w:val="21"/>
+        <w:tblW w:w="0" w:type="auto"/>
+        <w:tblLook w:val="04A0" w:firstRow="1" w:lastRow="0" w:firstColumn="1" w:lastColumn="0" w:noHBand="0" w:noVBand="1"/>
+      </w:tblPr>
+      <w:tblGrid>
+        <w:gridCol w:w="2482"/>
+        <w:gridCol w:w="2062"/>
+        <w:gridCol w:w="5061"/>
+      </w:tblGrid>
+      <w:tr>
+        <w:trPr>
+          <w:cnfStyle w:val="100000000000" w:firstRow="1" w:lastRow="0" w:firstColumn="0" w:lastColumn="0" w:oddVBand="0" w:evenVBand="0" w:oddHBand="0" w:evenHBand="0" w:firstRowFirstColumn="0" w:firstRowLastColumn="0" w:lastRowFirstColumn="0" w:lastRowLastColumn="0"/>
+        </w:trPr>
+        <w:tc>
+          <w:tcPr>
+            <w:tcW w:w="2482" w:type="dxa"/>
+          </w:tcPr>
+          <w:p>
+            <w:pPr>
+              <w:rPr>
+                <w:b w:val="0"/>
+                <w:sz w:val="22"/>
+              </w:rPr>
+            </w:pPr>
+            <w:r>
+              <w:rPr>
+                <w:b w:val="0"/>
+                <w:sz w:val="22"/>
+              </w:rPr>
+              <w:lastRenderedPageBreak/>
+              <w:t>Клемма на устройстве ЮНИТ-М300</w:t>
+            </w:r>
+          </w:p>
+        </w:tc>
+        <w:tc>
+          <w:tcPr>
+            <w:tcW w:w="2062" w:type="dxa"/>
+          </w:tcPr>
+          <w:p>
+            <w:pPr>
+              <w:rPr>
+                <w:b w:val="0"/>
+                <w:sz w:val="22"/>
+              </w:rPr>
+            </w:pPr>
+            <w:r>
+              <w:rPr>
+                <w:b w:val="0"/>
+                <w:sz w:val="22"/>
+              </w:rPr>
+              <w:t xml:space="preserve">Номер ДВ </w:t>
+            </w:r>
+          </w:p>
+        </w:tc>
+        <w:tc>
+          <w:tcPr>
+            <w:tcW w:w="5061" w:type="dxa"/>
+          </w:tcPr>
+          <w:p>
+            <w:pPr>
+              <w:rPr>
+                <w:b w:val="0"/>
+                <w:sz w:val="22"/>
+              </w:rPr>
+            </w:pPr>
+            <w:r>
+              <w:rPr>
+                <w:b w:val="0"/>
+                <w:sz w:val="22"/>
+              </w:rPr>
+              <w:t>Наименование сигнала на ФСУ</w:t>
+            </w:r>
+          </w:p>
+        </w:tc>
+      </w:tr>
+      <w:tr>
+        <w:tc>
+          <w:tcPr>
+            <w:tcW w:w="2482" w:type="dxa"/>
+          </w:tcPr>
+          <w:p>
+            <w:pPr>
+              <w:pStyle w:val="af0"/>
+            </w:pPr>
+            <w:r>
+              <w:t>М3.</w:t>
+            </w:r>
+            <w:r>
+              <w:rPr>
+                <w:lang w:val="en-US"/>
+              </w:rPr>
+              <w:t>XB:1</w:t>
+            </w:r>
+          </w:p>
+        </w:tc>
+        <w:tc>
+          <w:tcPr>
+            <w:tcW w:w="2062" w:type="dxa"/>
+          </w:tcPr>
+          <w:p>
+            <w:pPr>
+              <w:pStyle w:val="af0"/>
+              <w:rPr>
+                <w:lang w:val="en-US"/>
+              </w:rPr>
+            </w:pPr>
+            <w:r>
+              <w:t>М3.</w:t>
+            </w:r>
+            <w:r>
+              <w:rPr>
+                <w:lang w:val="en-US"/>
+              </w:rPr>
+              <w:t>1</w:t>
+            </w:r>
+          </w:p>
+        </w:tc>
+        <w:tc>
+          <w:tcPr>
+            <w:tcW w:w="5061" w:type="dxa"/>
+            <w:shd w:val="clear" w:color="auto" w:fill="auto"/>
+          </w:tcPr>
+          <w:p>
+            <w:pPr>
+              <w:pStyle w:val="af0"/>
+              <w:jc w:val="left"/>
+            </w:pPr>
+            <w:r>
+              <w:t>Вывод терминала</w:t>
+            </w:r>
+          </w:p>
+        </w:tc>
+      </w:tr>
+      <w:tr>
+        <w:tc>
+          <w:tcPr>
+            <w:tcW w:w="2482" w:type="dxa"/>
+          </w:tcPr>
+          <w:p>
+            <w:pPr>
+              <w:pStyle w:val="af0"/>
+            </w:pPr>
+            <w:r>
+              <w:t>М3.</w:t>
+            </w:r>
+            <w:r>
+              <w:rPr>
+                <w:lang w:val="en-US"/>
+              </w:rPr>
+              <w:t>XB:</w:t>
+            </w:r>
+            <w:r>
+              <w:t>2</w:t>
+            </w:r>
+          </w:p>
+        </w:tc>
+        <w:tc>
+          <w:tcPr>
+            <w:tcW w:w="2062" w:type="dxa"/>
+          </w:tcPr>
+          <w:p>
+            <w:pPr>
+              <w:pStyle w:val="af0"/>
+              <w:rPr>
+                <w:lang w:val="en-US"/>
+              </w:rPr>
+            </w:pPr>
+            <w:r>
+              <w:t>М3.</w:t>
+            </w:r>
+            <w:r>
+              <w:rPr>
+                <w:lang w:val="en-US"/>
+              </w:rPr>
+              <w:t>2</w:t>
+            </w:r>
+          </w:p>
+        </w:tc>
+        <w:tc>
+          <w:tcPr>
+            <w:tcW w:w="5061" w:type="dxa"/>
+          </w:tcPr>
+          <w:p>
+            <w:pPr>
+              <w:pStyle w:val="af0"/>
+              <w:jc w:val="left"/>
+            </w:pPr>
+            <w:r>
+              <w:t>Выс.ур.масла тр.</w:t>
+            </w:r>
+          </w:p>
+        </w:tc>
+      </w:tr>
+      <w:tr>
+        <w:tc>
+          <w:tcPr>
+            <w:tcW w:w="2482" w:type="dxa"/>
+          </w:tcPr>
+          <w:p>
+            <w:pPr>
+              <w:pStyle w:val="af0"/>
+            </w:pPr>
+            <w:r>
+              <w:t>М3.</w:t>
+            </w:r>
+            <w:r>
+              <w:rPr>
+                <w:lang w:val="en-US"/>
+              </w:rPr>
+              <w:t>XB:</w:t>
+            </w:r>
+            <w:r>
+              <w:t>3</w:t>
+            </w:r>
+          </w:p>
+        </w:tc>
+        <w:tc>
+          <w:tcPr>
+            <w:tcW w:w="2062" w:type="dxa"/>
+          </w:tcPr>
+          <w:p>
+            <w:pPr>
+              <w:pStyle w:val="af0"/>
+              <w:rPr>
+                <w:lang w:val="en-US"/>
+              </w:rPr>
+            </w:pPr>
+            <w:r>
+              <w:t>М3.</w:t>
+            </w:r>
+            <w:r>
+              <w:rPr>
+                <w:lang w:val="en-US"/>
+              </w:rPr>
+              <w:t>3</w:t>
+            </w:r>
+          </w:p>
+        </w:tc>
+        <w:tc>
+          <w:tcPr>
+            <w:tcW w:w="5061" w:type="dxa"/>
+          </w:tcPr>
+          <w:p>
+            <w:pPr>
+              <w:pStyle w:val="af0"/>
+              <w:jc w:val="left"/>
+            </w:pPr>
+            <w:r>
+              <w:t>Выс.ур.масла РПН</w:t>
+            </w:r>
+          </w:p>
+        </w:tc>
+      </w:tr>
+      <w:tr>
+        <w:tc>
+          <w:tcPr>
+            <w:tcW w:w="2482" w:type="dxa"/>
+          </w:tcPr>
+          <w:p>
+            <w:pPr>
+              <w:pStyle w:val="af0"/>
+            </w:pPr>
+            <w:r>
+              <w:t>М3</w:t>
+            </w:r>
+            <w:r>
+              <w:rPr>
+                <w:lang w:val="en-US"/>
+              </w:rPr>
+              <w:t>.XB:</w:t>
+            </w:r>
+            <w:r>
+              <w:t>4</w:t>
+            </w:r>
+          </w:p>
+        </w:tc>
+        <w:tc>
+          <w:tcPr>
+            <w:tcW w:w="2062" w:type="dxa"/>
+          </w:tcPr>
+          <w:p>
+            <w:pPr>
+              <w:pStyle w:val="af0"/>
+              <w:rPr>
+                <w:lang w:val="en-US"/>
+              </w:rPr>
+            </w:pPr>
+            <w:r>
+              <w:t>М3</w:t>
+            </w:r>
+            <w:r>
+              <w:rPr>
+                <w:lang w:val="en-US"/>
+              </w:rPr>
+              <w:t>.4</w:t>
+            </w:r>
+          </w:p>
+        </w:tc>
+        <w:tc>
+          <w:tcPr>
+            <w:tcW w:w="5061" w:type="dxa"/>
+          </w:tcPr>
+          <w:p>
+            <w:pPr>
+              <w:pStyle w:val="af0"/>
+              <w:jc w:val="left"/>
+            </w:pPr>
+            <w:r>
+              <w:t>Низк.ур.масла РПН</w:t>
+            </w:r>
+          </w:p>
+        </w:tc>
+      </w:tr>
+      <w:tr>
+        <w:tc>
+          <w:tcPr>
+            <w:tcW w:w="2482" w:type="dxa"/>
+          </w:tcPr>
+          <w:p>
+            <w:pPr>
+              <w:pStyle w:val="af0"/>
+            </w:pPr>
+            <w:r>
+              <w:t>М3</w:t>
+            </w:r>
+            <w:r>
+              <w:rPr>
+                <w:lang w:val="en-US"/>
+              </w:rPr>
+              <w:t>.XB:</w:t>
+            </w:r>
+            <w:r>
+              <w:t>5</w:t>
+            </w:r>
+          </w:p>
+        </w:tc>
+        <w:tc>
+          <w:tcPr>
+            <w:tcW w:w="2062" w:type="dxa"/>
+          </w:tcPr>
+          <w:p>
+            <w:pPr>
+              <w:pStyle w:val="af0"/>
+              <w:rPr>
+                <w:lang w:val="en-US"/>
+              </w:rPr>
+            </w:pPr>
+            <w:r>
+              <w:t>М3</w:t>
+            </w:r>
+            <w:r>
+              <w:rPr>
+                <w:lang w:val="en-US"/>
+              </w:rPr>
+              <w:t>.5</w:t>
+            </w:r>
+          </w:p>
+        </w:tc>
+        <w:tc>
+          <w:tcPr>
+            <w:tcW w:w="5061" w:type="dxa"/>
+          </w:tcPr>
+          <w:p>
+            <w:pPr>
+              <w:pStyle w:val="af0"/>
+              <w:jc w:val="left"/>
+            </w:pPr>
+            <w:r>
+              <w:t>Низк. t масла РПН</w:t>
+            </w:r>
+          </w:p>
+        </w:tc>
+      </w:tr>
+      <w:tr>
+        <w:tc>
+          <w:tcPr>
+            <w:tcW w:w="2482" w:type="dxa"/>
+          </w:tcPr>
+          <w:p>
+            <w:pPr>
+              <w:pStyle w:val="af0"/>
+              <w:rPr>
+                <w:lang w:val="en-US"/>
+              </w:rPr>
+            </w:pPr>
+            <w:r>
+              <w:t>М</w:t>
+            </w:r>
+            <w:r>
+              <w:rPr>
+                <w:lang w:val="en-US"/>
+              </w:rPr>
+              <w:t>3.XB:6</w:t>
+            </w:r>
+          </w:p>
+        </w:tc>
+        <w:tc>
+          <w:tcPr>
+            <w:tcW w:w="2062" w:type="dxa"/>
+          </w:tcPr>
+          <w:p>
+            <w:pPr>
+              <w:pStyle w:val="af0"/>
+              <w:rPr>
+                <w:lang w:val="en-US"/>
+              </w:rPr>
+            </w:pPr>
+            <w:r>
+              <w:t>М</w:t>
+            </w:r>
+            <w:r>
+              <w:rPr>
+                <w:lang w:val="en-US"/>
+              </w:rPr>
+              <w:t>3.6</w:t>
+            </w:r>
+          </w:p>
+        </w:tc>
+        <w:tc>
+          <w:tcPr>
+            <w:tcW w:w="5061" w:type="dxa"/>
+          </w:tcPr>
+          <w:p>
+            <w:pPr>
+              <w:pStyle w:val="af0"/>
+              <w:jc w:val="left"/>
+            </w:pPr>
+            <w:r>
+              <w:t>Отказ сист.охл.</w:t>
+            </w:r>
+          </w:p>
+        </w:tc>
+      </w:tr>
+      <w:tr>
+        <w:tc>
+          <w:tcPr>
+            <w:tcW w:w="2482" w:type="dxa"/>
+          </w:tcPr>
+          <w:p>
+            <w:pPr>
+              <w:pStyle w:val="af0"/>
+              <w:rPr>
+                <w:lang w:val="en-US"/>
+              </w:rPr>
+            </w:pPr>
+            <w:r>
+              <w:t>М</w:t>
+            </w:r>
+            <w:r>
+              <w:rPr>
+                <w:lang w:val="en-US"/>
+              </w:rPr>
+              <w:t>3.XB:7</w:t>
+            </w:r>
+          </w:p>
+        </w:tc>
+        <w:tc>
+          <w:tcPr>
+            <w:tcW w:w="2062" w:type="dxa"/>
+          </w:tcPr>
+          <w:p>
+            <w:pPr>
+              <w:pStyle w:val="af0"/>
+              <w:rPr>
+                <w:lang w:val="en-US"/>
+              </w:rPr>
+            </w:pPr>
+            <w:r>
+              <w:t>М</w:t>
+            </w:r>
+            <w:r>
+              <w:rPr>
+                <w:lang w:val="en-US"/>
+              </w:rPr>
+              <w:t>3.7</w:t>
+            </w:r>
+          </w:p>
+        </w:tc>
+        <w:tc>
+          <w:tcPr>
+            <w:tcW w:w="5061" w:type="dxa"/>
+          </w:tcPr>
+          <w:p>
+            <w:pPr>
+              <w:pStyle w:val="af0"/>
+              <w:jc w:val="left"/>
+            </w:pPr>
+            <w:r>
+              <w:t>Неиспр. сист. охл.</w:t>
+            </w:r>
+          </w:p>
+        </w:tc>
+      </w:tr>
+      <w:tr>
+        <w:tc>
+          <w:tcPr>
+            <w:tcW w:w="2482" w:type="dxa"/>
+          </w:tcPr>
+          <w:p>
+            <w:pPr>
+              <w:pStyle w:val="af0"/>
+              <w:rPr>
+                <w:lang w:val="en-US"/>
+              </w:rPr>
+            </w:pPr>
+            <w:r>
+              <w:t>М</w:t>
+            </w:r>
+            <w:r>
+              <w:rPr>
+                <w:lang w:val="en-US"/>
+              </w:rPr>
+              <w:t>3.XB:9</w:t>
+            </w:r>
+          </w:p>
+        </w:tc>
+        <w:tc>
+          <w:tcPr>
+            <w:tcW w:w="2062" w:type="dxa"/>
+          </w:tcPr>
+          <w:p>
+            <w:pPr>
+              <w:pStyle w:val="af0"/>
+              <w:rPr>
+                <w:lang w:val="en-US"/>
+              </w:rPr>
+            </w:pPr>
+            <w:r>
+              <w:t>М</w:t>
+            </w:r>
+            <w:r>
+              <w:rPr>
+                <w:lang w:val="en-US"/>
+              </w:rPr>
+              <w:t>3.8</w:t>
+            </w:r>
+          </w:p>
+        </w:tc>
+        <w:tc>
+          <w:tcPr>
+            <w:tcW w:w="5061" w:type="dxa"/>
+          </w:tcPr>
+          <w:p>
+            <w:pPr>
+              <w:pStyle w:val="af0"/>
+              <w:jc w:val="left"/>
+            </w:pPr>
+            <w:r>
+              <w:t>Низк.ур.масла тр.</w:t>
+            </w:r>
+          </w:p>
+        </w:tc>
+      </w:tr>
+      <w:tr>
+        <w:tc>
+          <w:tcPr>
+            <w:tcW w:w="2482" w:type="dxa"/>
+          </w:tcPr>
+          <w:p>
+            <w:pPr>
+              <w:pStyle w:val="af0"/>
+              <w:rPr>
+                <w:lang w:val="en-US"/>
+              </w:rPr>
+            </w:pPr>
+            <w:r>
+              <w:t>М</w:t>
+            </w:r>
+            <w:r>
+              <w:rPr>
+                <w:lang w:val="en-US"/>
+              </w:rPr>
+              <w:t>3.XB:10</w:t>
+            </w:r>
+          </w:p>
+        </w:tc>
+        <w:tc>
+          <w:tcPr>
+            <w:tcW w:w="2062" w:type="dxa"/>
+          </w:tcPr>
+          <w:p>
+            <w:pPr>
+              <w:pStyle w:val="af0"/>
+              <w:rPr>
+                <w:lang w:val="en-US"/>
+              </w:rPr>
+            </w:pPr>
+            <w:r>
+              <w:t>М</w:t>
+            </w:r>
+            <w:r>
+              <w:rPr>
+                <w:lang w:val="en-US"/>
+              </w:rPr>
+              <w:t>3.9</w:t>
+            </w:r>
+          </w:p>
+        </w:tc>
+        <w:tc>
+          <w:tcPr>
+            <w:tcW w:w="5061" w:type="dxa"/>
+          </w:tcPr>
+          <w:p>
+            <w:pPr>
+              <w:pStyle w:val="af0"/>
+              <w:jc w:val="left"/>
+            </w:pPr>
+            <w:r>
+              <w:t>Сраб.пред.клапана</w:t>
+            </w:r>
+          </w:p>
+        </w:tc>
+      </w:tr>
+      <w:tr>
+        <w:tc>
+          <w:tcPr>
+            <w:tcW w:w="2482" w:type="dxa"/>
+          </w:tcPr>
+          <w:p>
+            <w:pPr>
+              <w:pStyle w:val="af0"/>
+            </w:pPr>
+            <w:r>
+              <w:t>М</w:t>
+            </w:r>
+            <w:r>
+              <w:rPr>
+                <w:lang w:val="en-US"/>
+              </w:rPr>
+              <w:t>3.XB:</w:t>
+            </w:r>
+            <w:r>
+              <w:t>11</w:t>
+            </w:r>
+          </w:p>
+        </w:tc>
+        <w:tc>
+          <w:tcPr>
+            <w:tcW w:w="2062" w:type="dxa"/>
+          </w:tcPr>
+          <w:p>
+            <w:pPr>
+              <w:pStyle w:val="af0"/>
+            </w:pPr>
+            <w:r>
+              <w:t>М3.10</w:t>
+            </w:r>
+          </w:p>
+        </w:tc>
+        <w:tc>
+          <w:tcPr>
+            <w:tcW w:w="5061" w:type="dxa"/>
+          </w:tcPr>
+          <w:p>
+            <w:pPr>
+              <w:pStyle w:val="af0"/>
+              <w:jc w:val="left"/>
+            </w:pPr>
+            <w:r>
+              <w:t>Сраб.отсеч.клапана</w:t>
+            </w:r>
+          </w:p>
+        </w:tc>
+      </w:tr>
+      <w:tr>
+        <w:tc>
+          <w:tcPr>
+            <w:tcW w:w="2482" w:type="dxa"/>
+          </w:tcPr>
+          <w:p>
+            <w:pPr>
+              <w:pStyle w:val="af0"/>
+            </w:pPr>
+            <w:r>
+              <w:t>М3.</w:t>
+            </w:r>
+            <w:r>
+              <w:rPr>
+                <w:lang w:val="en-US"/>
+              </w:rPr>
+              <w:t>XB:</w:t>
+            </w:r>
+            <w:r>
+              <w:t>12</w:t>
+            </w:r>
+          </w:p>
+        </w:tc>
+        <w:tc>
+          <w:tcPr>
+            <w:tcW w:w="2062" w:type="dxa"/>
+          </w:tcPr>
+          <w:p>
+            <w:pPr>
+              <w:pStyle w:val="af0"/>
+            </w:pPr>
+            <w:r>
+              <w:t>М3.11</w:t>
+            </w:r>
+          </w:p>
+        </w:tc>
+        <w:tc>
+          <w:tcPr>
+            <w:tcW w:w="5061" w:type="dxa"/>
+          </w:tcPr>
+          <w:p>
+            <w:pPr>
+              <w:pStyle w:val="af0"/>
+              <w:jc w:val="left"/>
+            </w:pPr>
+            <w:r>
+              <w:t>В</w:t>
+            </w:r>
+            <w:r>
+              <w:t>нешнее отключение от ЗДЗ НН1</w:t>
+            </w:r>
+          </w:p>
+        </w:tc>
+      </w:tr>
+      <w:tr>
+        <w:tc>
+          <w:tcPr>
+            <w:tcW w:w="2482" w:type="dxa"/>
+          </w:tcPr>
+          <w:p>
+            <w:pPr>
+              <w:pStyle w:val="af0"/>
+            </w:pPr>
+            <w:r>
+              <w:t>М3.</w:t>
+            </w:r>
+            <w:r>
+              <w:rPr>
+                <w:lang w:val="en-US"/>
+              </w:rPr>
+              <w:t>XB:</w:t>
+            </w:r>
+            <w:r>
+              <w:t>13</w:t>
+            </w:r>
+          </w:p>
+        </w:tc>
+        <w:tc>
+          <w:tcPr>
+            <w:tcW w:w="2062" w:type="dxa"/>
+          </w:tcPr>
+          <w:p>
+            <w:pPr>
+              <w:pStyle w:val="af0"/>
+            </w:pPr>
+            <w:r>
+              <w:t>М3.12</w:t>
+            </w:r>
+          </w:p>
+        </w:tc>
+        <w:tc>
+          <w:tcPr>
+            <w:tcW w:w="5061" w:type="dxa"/>
+          </w:tcPr>
+          <w:p>
+            <w:pPr>
+              <w:pStyle w:val="af0"/>
+              <w:jc w:val="left"/>
+            </w:pPr>
+            <w:r>
+              <w:t>Внешнее отключение от ЗДЗ НН2</w:t>
+            </w:r>
+          </w:p>
+        </w:tc>
+      </w:tr>
+      <w:tr>
+        <w:tc>
+          <w:tcPr>
+            <w:tcW w:w="2482" w:type="dxa"/>
+          </w:tcPr>
+          <w:p>
+            <w:pPr>
+              <w:pStyle w:val="af0"/>
+            </w:pPr>
+            <w:r>
+              <w:t>М3.</w:t>
+            </w:r>
+            <w:r>
+              <w:rPr>
+                <w:lang w:val="en-US"/>
+              </w:rPr>
+              <w:t>XB</w:t>
+            </w:r>
+            <w:r>
+              <w:t>:14</w:t>
+            </w:r>
+          </w:p>
+        </w:tc>
+        <w:tc>
+          <w:tcPr>
+            <w:tcW w:w="2062" w:type="dxa"/>
+          </w:tcPr>
+          <w:p>
+            <w:pPr>
+              <w:pStyle w:val="af0"/>
+            </w:pPr>
+            <w:r>
+              <w:t>М3.13</w:t>
+            </w:r>
+          </w:p>
+        </w:tc>
+        <w:tc>
+          <w:tcPr>
+            <w:tcW w:w="5061" w:type="dxa"/>
+          </w:tcPr>
+          <w:p>
+            <w:pPr>
+              <w:pStyle w:val="af0"/>
+              <w:jc w:val="left"/>
+            </w:pPr>
+            <w:r>
+              <w:t>Внешнее отключение от УРОВ НН1</w:t>
+            </w:r>
+          </w:p>
+        </w:tc>
+      </w:tr>
+      <w:tr>
+        <w:tc>
+          <w:tcPr>
+            <w:tcW w:w="2482" w:type="dxa"/>
+          </w:tcPr>
+          <w:p>
+            <w:pPr>
+              <w:pStyle w:val="af0"/>
+            </w:pPr>
+            <w:r>
+              <w:t>М3.</w:t>
+            </w:r>
+            <w:r>
+              <w:rPr>
+                <w:lang w:val="en-US"/>
+              </w:rPr>
+              <w:t>XB</w:t>
+            </w:r>
+            <w:r>
+              <w:t>:15</w:t>
+            </w:r>
+          </w:p>
+        </w:tc>
+        <w:tc>
+          <w:tcPr>
+            <w:tcW w:w="2062" w:type="dxa"/>
+          </w:tcPr>
+          <w:p>
+            <w:pPr>
+              <w:pStyle w:val="af0"/>
+            </w:pPr>
+            <w:r>
+              <w:t>М3.14</w:t>
+            </w:r>
+          </w:p>
+        </w:tc>
+        <w:tc>
+          <w:tcPr>
+            <w:tcW w:w="5061" w:type="dxa"/>
+          </w:tcPr>
+          <w:p>
+            <w:pPr>
+              <w:pStyle w:val="af0"/>
+              <w:jc w:val="left"/>
+            </w:pPr>
+            <w:r>
+              <w:t>Внешнее отключение от УРОВ НН2</w:t>
+            </w:r>
+          </w:p>
+        </w:tc>
+      </w:tr>
+      <w:tr>
+        <w:tc>
+          <w:tcPr>
+            <w:tcW w:w="2482" w:type="dxa"/>
+          </w:tcPr>
+          <w:p>
+            <w:pPr>
+              <w:pStyle w:val="af0"/>
+              <w:rPr>
+                <w:color w:val="FF0000"/>
+                <w:highlight w:val="yellow"/>
+              </w:rPr>
+            </w:pPr>
+            <w:r>
+              <w:rPr>
+                <w:color w:val="FF0000"/>
+                <w:highlight w:val="yellow"/>
+              </w:rPr>
+              <w:t>М3.</w:t>
+            </w:r>
+            <w:r>
+              <w:rPr>
+                <w:color w:val="FF0000"/>
+                <w:highlight w:val="yellow"/>
+                <w:lang w:val="en-US"/>
+              </w:rPr>
+              <w:t>XB</w:t>
+            </w:r>
+            <w:r>
+              <w:rPr>
+                <w:color w:val="FF0000"/>
+                <w:highlight w:val="yellow"/>
+              </w:rPr>
+              <w:t>:14</w:t>
+            </w:r>
+          </w:p>
+        </w:tc>
+        <w:tc>
+          <w:tcPr>
+            <w:tcW w:w="2062" w:type="dxa"/>
+          </w:tcPr>
+          <w:p>
+            <w:pPr>
+              <w:pStyle w:val="af0"/>
+              <w:rPr>
+                <w:color w:val="FF0000"/>
+                <w:highlight w:val="yellow"/>
+              </w:rPr>
+            </w:pPr>
+            <w:r>
+              <w:rPr>
+                <w:color w:val="FF0000"/>
+                <w:highlight w:val="yellow"/>
+              </w:rPr>
+              <w:t>М3.13</w:t>
+            </w:r>
+          </w:p>
+        </w:tc>
+        <w:tc>
+          <w:tcPr>
+            <w:tcW w:w="5061" w:type="dxa"/>
+          </w:tcPr>
+          <w:p>
+            <w:pPr>
+              <w:pStyle w:val="af0"/>
+              <w:jc w:val="left"/>
+            </w:pPr>
+            <w:r>
+              <w:t>Внешнее отключение от СО</w:t>
+            </w:r>
+          </w:p>
+        </w:tc>
+      </w:tr>
+      <w:tr>
+        <w:tc>
+          <w:tcPr>
+            <w:tcW w:w="2482" w:type="dxa"/>
+          </w:tcPr>
+          <w:p>
+            <w:pPr>
+              <w:pStyle w:val="af0"/>
+              <w:rPr>
+                <w:color w:val="FF0000"/>
+                <w:highlight w:val="yellow"/>
+              </w:rPr>
+            </w:pPr>
+            <w:r>
+              <w:rPr>
+                <w:color w:val="FF0000"/>
+                <w:highlight w:val="yellow"/>
+              </w:rPr>
+              <w:t>М3.</w:t>
+            </w:r>
+            <w:r>
+              <w:rPr>
+                <w:color w:val="FF0000"/>
+                <w:highlight w:val="yellow"/>
+                <w:lang w:val="en-US"/>
+              </w:rPr>
+              <w:t>XB</w:t>
+            </w:r>
+            <w:r>
+              <w:rPr>
+                <w:color w:val="FF0000"/>
+                <w:highlight w:val="yellow"/>
+              </w:rPr>
+              <w:t>:15</w:t>
+            </w:r>
+          </w:p>
+        </w:tc>
+        <w:tc>
+          <w:tcPr>
+            <w:tcW w:w="2062" w:type="dxa"/>
+          </w:tcPr>
+          <w:p>
+            <w:pPr>
+              <w:pStyle w:val="af0"/>
+              <w:rPr>
+                <w:color w:val="FF0000"/>
+                <w:highlight w:val="yellow"/>
+              </w:rPr>
+            </w:pPr>
+            <w:r>
+              <w:rPr>
+                <w:color w:val="FF0000"/>
+                <w:highlight w:val="yellow"/>
+              </w:rPr>
               <w:t>М3.14</w:t>
             </w:r>
           </w:p>
@@ -13268,7 +14461,7 @@
       <w:pPr>
         <w:pStyle w:val="2"/>
       </w:pPr>
-      <w:bookmarkStart w:id="15" w:name="_Toc195106523"/>
+      <w:bookmarkStart w:id="15" w:name="_Toc198294634"/>
       <w:r>
         <w:t>Назначение выходных реле устройства ЮНИТ-М-300</w:t>
       </w:r>
@@ -13957,7 +15150,7 @@
               <w:jc w:val="left"/>
             </w:pPr>
             <w:r>
-              <w:t>ЛО Т / ЗАВР: Запрет АВР</w:t>
+              <w:t>ЛО Т / ЗАПВ: Запрет АПВ</w:t>
             </w:r>
           </w:p>
         </w:tc>
@@ -14029,7 +15222,7 @@
               <w:jc w:val="left"/>
             </w:pPr>
             <w:r>
-              <w:t>ЛО Т / ЗАПВ: Запрет АПВ</w:t>
+              <w:t>СС: ГЗ сигн</w:t>
             </w:r>
           </w:p>
         </w:tc>
@@ -14095,7 +15288,7 @@
               <w:jc w:val="left"/>
             </w:pPr>
             <w:r>
-              <w:t>СС: ГЗ сигн</w:t>
+              <w:t>СС: ГЗ заблокирована</w:t>
             </w:r>
           </w:p>
         </w:tc>
@@ -14155,7 +15348,7 @@
               <w:jc w:val="left"/>
             </w:pPr>
             <w:r>
-              <w:t>СС: ГЗ заблокирована</w:t>
+              <w:t>СС: Низ.изол. ГЗ</w:t>
             </w:r>
           </w:p>
         </w:tc>
@@ -14230,7 +15423,7 @@
               <w:jc w:val="left"/>
             </w:pPr>
             <w:r>
-              <w:t>СС: Низ.изол. ГЗ</w:t>
+              <w:t>Резерв</w:t>
             </w:r>
           </w:p>
         </w:tc>
@@ -14696,6 +15889,7 @@
               <w:rPr>
                 <w:b w:val="0"/>
               </w:rPr>
+              <w:lastRenderedPageBreak/>
               <w:t>Клеммы на устройстве</w:t>
             </w:r>
           </w:p>
@@ -15252,7 +16446,7 @@
               <w:jc w:val="left"/>
             </w:pPr>
             <w:r>
-              <w:t>ЛО Т / ЗАВР: Запрет АВР</w:t>
+              <w:t>ЛО Т / ЗАПВ: Запрет АПВ</w:t>
             </w:r>
           </w:p>
         </w:tc>
@@ -15325,7 +16519,7 @@
               <w:jc w:val="left"/>
             </w:pPr>
             <w:r>
-              <w:t>ЛО Т / ЗАПВ: Запрет АПВ</w:t>
+              <w:t>СС: ГЗ сигн</w:t>
             </w:r>
           </w:p>
         </w:tc>
@@ -15392,7 +16586,7 @@
               <w:jc w:val="left"/>
             </w:pPr>
             <w:r>
-              <w:t>СС: ГЗ сигн</w:t>
+              <w:t>СС: ГЗ заблокирована</w:t>
             </w:r>
           </w:p>
         </w:tc>
@@ -15453,7 +16647,7 @@
               <w:jc w:val="left"/>
             </w:pPr>
             <w:r>
-              <w:t>СС: ГЗ заблокирована</w:t>
+              <w:t>СС: Низ.изол. ГЗ</w:t>
             </w:r>
           </w:p>
         </w:tc>
@@ -15528,7 +16722,7 @@
               <w:jc w:val="left"/>
             </w:pPr>
             <w:r>
-              <w:t>СС: Низ.изол. ГЗ</w:t>
+              <w:t>Резерв</w:t>
             </w:r>
           </w:p>
         </w:tc>
@@ -15992,7 +17186,6 @@
               <w:rPr>
                 <w:b w:val="0"/>
               </w:rPr>
-              <w:lastRenderedPageBreak/>
               <w:t>Клеммы на устройстве</w:t>
             </w:r>
           </w:p>
@@ -16547,7 +17740,7 @@
               <w:jc w:val="left"/>
             </w:pPr>
             <w:r>
-              <w:t>ЛО Т / ЗАВР: Запрет АВР</w:t>
+              <w:t>ЛО Т / ЗАПВ: Запрет АПВ</w:t>
             </w:r>
           </w:p>
         </w:tc>
@@ -16619,7 +17812,7 @@
               <w:jc w:val="left"/>
             </w:pPr>
             <w:r>
-              <w:t>ЛО Т / ЗАПВ: Запрет АПВ</w:t>
+              <w:t>СС: ГЗ сигн</w:t>
             </w:r>
           </w:p>
         </w:tc>
@@ -16685,7 +17878,7 @@
               <w:jc w:val="left"/>
             </w:pPr>
             <w:r>
-              <w:t>СС: ГЗ сигн</w:t>
+              <w:t>СС: ГЗ заблокирована</w:t>
             </w:r>
           </w:p>
         </w:tc>
@@ -16745,7 +17938,7 @@
               <w:jc w:val="left"/>
             </w:pPr>
             <w:r>
-              <w:t>СС: ГЗ заблокирована</w:t>
+              <w:t>СС: Низ.изол. ГЗ</w:t>
             </w:r>
           </w:p>
         </w:tc>
@@ -16820,7 +18013,7 @@
               <w:jc w:val="left"/>
             </w:pPr>
             <w:r>
-              <w:t>СС: Низ.изол. ГЗ</w:t>
+              <w:t>Резерв</w:t>
             </w:r>
           </w:p>
         </w:tc>
@@ -17838,7 +19031,7 @@
               <w:jc w:val="left"/>
             </w:pPr>
             <w:r>
-              <w:t>ЛО Т / ЗАВР: Запрет АВР</w:t>
+              <w:t>ЛО Т / ЗАПВ: Запрет АПВ</w:t>
             </w:r>
           </w:p>
         </w:tc>
@@ -17910,7 +19103,7 @@
               <w:jc w:val="left"/>
             </w:pPr>
             <w:r>
-              <w:t>ЛО Т / ЗАПВ: Запрет АПВ</w:t>
+              <w:t>СС: ТЗ сигн</w:t>
             </w:r>
           </w:p>
         </w:tc>
@@ -17976,7 +19169,7 @@
               <w:jc w:val="left"/>
             </w:pPr>
             <w:r>
-              <w:t>СС: ТЗ сигн</w:t>
+              <w:t>СС: Низ.изол. ТЗ</w:t>
             </w:r>
           </w:p>
         </w:tc>
@@ -17991,6 +19184,7 @@
               <w:pStyle w:val="af0"/>
             </w:pPr>
             <w:r>
+              <w:lastRenderedPageBreak/>
               <w:t>М10.</w:t>
             </w:r>
             <w:r>
@@ -18036,7 +19230,7 @@
               <w:jc w:val="left"/>
             </w:pPr>
             <w:r>
-              <w:t>СС: Низ.изол. ТЗ</w:t>
+              <w:t>СС:ТЗ заблокирована</w:t>
             </w:r>
           </w:p>
         </w:tc>
@@ -18111,7 +19305,7 @@
               <w:jc w:val="left"/>
             </w:pPr>
             <w:r>
-              <w:t>СС:ТЗ заблокирована</w:t>
+              <w:t>Резерв</w:t>
             </w:r>
           </w:p>
         </w:tc>
@@ -19159,7 +20353,7 @@
               <w:jc w:val="left"/>
             </w:pPr>
             <w:r>
-              <w:t>ЛО Т / ЗАВР: Запрет АВР</w:t>
+              <w:t>ЛО Т / ЗАПВ: Запрет АПВ</w:t>
             </w:r>
           </w:p>
         </w:tc>
@@ -19231,7 +20425,7 @@
               <w:jc w:val="left"/>
             </w:pPr>
             <w:r>
-              <w:t>ЛО Т / ЗАПВ: Запрет АПВ</w:t>
+              <w:t>СС: ТЗ сигн</w:t>
             </w:r>
           </w:p>
         </w:tc>
@@ -19297,7 +20491,7 @@
               <w:jc w:val="left"/>
             </w:pPr>
             <w:r>
-              <w:t>СС: ТЗ сигн</w:t>
+              <w:t>СС: Низ.изол. ТЗ</w:t>
             </w:r>
           </w:p>
         </w:tc>
@@ -19312,7 +20506,6 @@
               <w:pStyle w:val="af0"/>
             </w:pPr>
             <w:r>
-              <w:lastRenderedPageBreak/>
               <w:t>М10.</w:t>
             </w:r>
             <w:r>
@@ -19358,7 +20551,7 @@
               <w:jc w:val="left"/>
             </w:pPr>
             <w:r>
-              <w:t>СС: Низ.изол. ТЗ</w:t>
+              <w:t>СС:ТЗ заблокирована</w:t>
             </w:r>
           </w:p>
         </w:tc>
@@ -19433,7 +20626,7 @@
               <w:jc w:val="left"/>
             </w:pPr>
             <w:r>
-              <w:t>СС:ТЗ заблокирована</w:t>
+              <w:t>Резерв</w:t>
             </w:r>
           </w:p>
         </w:tc>
@@ -20451,7 +21644,7 @@
               <w:jc w:val="left"/>
             </w:pPr>
             <w:r>
-              <w:t>ЛО Т / ЗАВР: Запрет АВР</w:t>
+              <w:t>ЛО Т / ЗАПВ: Запрет АПВ</w:t>
             </w:r>
           </w:p>
         </w:tc>
@@ -20523,7 +21716,7 @@
               <w:jc w:val="left"/>
             </w:pPr>
             <w:r>
-              <w:t>ЛО Т / ЗАПВ: Запрет АПВ</w:t>
+              <w:t>СС: ТЗ сигн</w:t>
             </w:r>
           </w:p>
         </w:tc>
@@ -20589,7 +21782,7 @@
               <w:jc w:val="left"/>
             </w:pPr>
             <w:r>
-              <w:t>СС: ТЗ сигн</w:t>
+              <w:t>СС: Низ.изол. ТЗ</w:t>
             </w:r>
           </w:p>
         </w:tc>
@@ -20649,7 +21842,7 @@
               <w:jc w:val="left"/>
             </w:pPr>
             <w:r>
-              <w:t>СС: Низ.изол. ТЗ</w:t>
+              <w:t>СС:ТЗ заблокирована</w:t>
             </w:r>
           </w:p>
         </w:tc>
@@ -20724,7 +21917,7 @@
               <w:jc w:val="left"/>
             </w:pPr>
             <w:r>
-              <w:t>СС:ТЗ заблокирована</w:t>
+              <w:t>Резерв</w:t>
             </w:r>
           </w:p>
         </w:tc>
@@ -21149,6 +22342,7 @@
         <w:rPr>
           <w:highlight w:val="green"/>
         </w:rPr>
+        <w:lastRenderedPageBreak/>
         <w:t xml:space="preserve">Выходные реле устройства ЮНИТ-М300 для проверки ЛО </w:t>
       </w:r>
       <w:r>
@@ -21664,7 +22858,7 @@
               <w:jc w:val="left"/>
             </w:pPr>
             <w:r>
-              <w:t>ЛО Т / ЗАВР: Запрет АВР</w:t>
+              <w:t>ЛО Т / ЗАПВ: Запрет АПВ</w:t>
             </w:r>
           </w:p>
         </w:tc>
@@ -21742,7 +22936,7 @@
               <w:jc w:val="left"/>
             </w:pPr>
             <w:r>
-              <w:t>ЛО Т / ЗАПВ: Запрет АПВ</w:t>
+              <w:t>СС: ТС сигн</w:t>
             </w:r>
           </w:p>
         </w:tc>
@@ -21814,7 +23008,7 @@
               <w:jc w:val="left"/>
             </w:pPr>
             <w:r>
-              <w:t>СС: ТС сигн</w:t>
+              <w:t>Резерв</w:t>
             </w:r>
           </w:p>
         </w:tc>
@@ -22440,7 +23634,6 @@
         <w:rPr>
           <w:highlight w:val="green"/>
         </w:rPr>
-        <w:lastRenderedPageBreak/>
         <w:t xml:space="preserve">Выходные реле устройства ЮНИТ-М300 для проверки ЛО </w:t>
       </w:r>
       <w:r>
@@ -22980,7 +24173,7 @@
               <w:jc w:val="left"/>
             </w:pPr>
             <w:r>
-              <w:t>ЛО Т / ЗАВР: Запрет АВР</w:t>
+              <w:t>ЛО Т / ЗАПВ: Запрет АПВ</w:t>
             </w:r>
           </w:p>
         </w:tc>
@@ -23058,7 +24251,7 @@
               <w:jc w:val="left"/>
             </w:pPr>
             <w:r>
-              <w:t>ЛО Т / ЗАПВ: Запрет АПВ</w:t>
+              <w:t>СС: ТС сигн</w:t>
             </w:r>
           </w:p>
         </w:tc>
@@ -23130,7 +24323,7 @@
               <w:jc w:val="left"/>
             </w:pPr>
             <w:r>
-              <w:t>СС: ТС сигн</w:t>
+              <w:t>Резерв</w:t>
             </w:r>
           </w:p>
         </w:tc>
@@ -24271,7 +25464,7 @@
               <w:jc w:val="left"/>
             </w:pPr>
             <w:r>
-              <w:t>ЛО Т / ЗАВР: Запрет АВР</w:t>
+              <w:t>ЛО Т / ЗАПВ: Запрет АПВ</w:t>
             </w:r>
           </w:p>
         </w:tc>
@@ -24349,7 +25542,7 @@
               <w:jc w:val="left"/>
             </w:pPr>
             <w:r>
-              <w:t>ЛО Т / ЗАПВ: Запрет АПВ</w:t>
+              <w:t>СС: ТС сигн</w:t>
             </w:r>
           </w:p>
         </w:tc>
@@ -24421,7 +25614,1299 @@
               <w:jc w:val="left"/>
             </w:pPr>
             <w:r>
+              <w:t>Резерв</w:t>
+            </w:r>
+          </w:p>
+        </w:tc>
+      </w:tr>
+      <w:tr>
+        <w:tc>
+          <w:tcPr>
+            <w:tcW w:w="2479" w:type="dxa"/>
+          </w:tcPr>
+          <w:p>
+            <w:pPr>
+              <w:pStyle w:val="af0"/>
+            </w:pPr>
+            <w:r>
+              <w:lastRenderedPageBreak/>
+              <w:t>М10.</w:t>
+            </w:r>
+            <w:r>
+              <w:rPr>
+                <w:lang w:val="en-US"/>
+              </w:rPr>
+              <w:t>X</w:t>
+            </w:r>
+            <w:r>
+              <w:t>В</w:t>
+            </w:r>
+            <w:r>
+              <w:rPr>
+                <w:lang w:val="en-US"/>
+              </w:rPr>
+              <w:t>:1</w:t>
+            </w:r>
+            <w:r>
+              <w:t xml:space="preserve"> – М10.</w:t>
+            </w:r>
+            <w:r>
+              <w:rPr>
+                <w:lang w:val="en-US"/>
+              </w:rPr>
+              <w:t>XB:2</w:t>
+            </w:r>
+          </w:p>
+        </w:tc>
+        <w:tc>
+          <w:tcPr>
+            <w:tcW w:w="2212" w:type="dxa"/>
+          </w:tcPr>
+          <w:p>
+            <w:pPr>
+              <w:pStyle w:val="af0"/>
+            </w:pPr>
+            <w:r>
+              <w:t>М10.К1</w:t>
+            </w:r>
+          </w:p>
+        </w:tc>
+        <w:tc>
+          <w:tcPr>
+            <w:tcW w:w="4914" w:type="dxa"/>
+          </w:tcPr>
+          <w:p>
+            <w:pPr>
+              <w:pStyle w:val="af0"/>
+              <w:jc w:val="left"/>
+            </w:pPr>
+            <w:r>
+              <w:t>Резерв</w:t>
+            </w:r>
+          </w:p>
+        </w:tc>
+      </w:tr>
+      <w:tr>
+        <w:tc>
+          <w:tcPr>
+            <w:tcW w:w="2479" w:type="dxa"/>
+          </w:tcPr>
+          <w:p>
+            <w:pPr>
+              <w:pStyle w:val="af0"/>
+            </w:pPr>
+            <w:r>
+              <w:t>М10.</w:t>
+            </w:r>
+            <w:r>
+              <w:rPr>
+                <w:lang w:val="en-US"/>
+              </w:rPr>
+              <w:t>X</w:t>
+            </w:r>
+            <w:r>
+              <w:t>В:3 – М10.</w:t>
+            </w:r>
+            <w:r>
+              <w:rPr>
+                <w:lang w:val="en-US"/>
+              </w:rPr>
+              <w:t>XB</w:t>
+            </w:r>
+            <w:r>
+              <w:t>:4</w:t>
+            </w:r>
+          </w:p>
+        </w:tc>
+        <w:tc>
+          <w:tcPr>
+            <w:tcW w:w="2212" w:type="dxa"/>
+          </w:tcPr>
+          <w:p>
+            <w:pPr>
+              <w:pStyle w:val="af0"/>
+            </w:pPr>
+            <w:r>
+              <w:t>М10.К2</w:t>
+            </w:r>
+          </w:p>
+        </w:tc>
+        <w:tc>
+          <w:tcPr>
+            <w:tcW w:w="4914" w:type="dxa"/>
+          </w:tcPr>
+          <w:p>
+            <w:pPr>
+              <w:pStyle w:val="af0"/>
+              <w:jc w:val="left"/>
+            </w:pPr>
+            <w:r>
+              <w:t>Резерв</w:t>
+            </w:r>
+          </w:p>
+        </w:tc>
+      </w:tr>
+      <w:tr>
+        <w:tc>
+          <w:tcPr>
+            <w:tcW w:w="2479" w:type="dxa"/>
+          </w:tcPr>
+          <w:p>
+            <w:pPr>
+              <w:pStyle w:val="af0"/>
+            </w:pPr>
+            <w:r>
+              <w:t>М10.</w:t>
+            </w:r>
+            <w:r>
+              <w:rPr>
+                <w:lang w:val="en-US"/>
+              </w:rPr>
+              <w:t>X</w:t>
+            </w:r>
+            <w:r>
+              <w:t>В:</w:t>
+            </w:r>
+            <w:r>
+              <w:rPr>
+                <w:lang w:val="en-US"/>
+              </w:rPr>
+              <w:t>7</w:t>
+            </w:r>
+            <w:r>
+              <w:t xml:space="preserve"> – М10.</w:t>
+            </w:r>
+            <w:r>
+              <w:rPr>
+                <w:lang w:val="en-US"/>
+              </w:rPr>
+              <w:t>XB</w:t>
+            </w:r>
+            <w:r>
+              <w:t>:</w:t>
+            </w:r>
+            <w:r>
+              <w:rPr>
+                <w:lang w:val="en-US"/>
+              </w:rPr>
+              <w:t>5</w:t>
+            </w:r>
+          </w:p>
+        </w:tc>
+        <w:tc>
+          <w:tcPr>
+            <w:tcW w:w="2212" w:type="dxa"/>
+          </w:tcPr>
+          <w:p>
+            <w:pPr>
+              <w:pStyle w:val="af0"/>
+            </w:pPr>
+            <w:r>
+              <w:t>М10.К3</w:t>
+            </w:r>
+          </w:p>
+        </w:tc>
+        <w:tc>
+          <w:tcPr>
+            <w:tcW w:w="4914" w:type="dxa"/>
+          </w:tcPr>
+          <w:p>
+            <w:pPr>
+              <w:pStyle w:val="af0"/>
+              <w:jc w:val="left"/>
+            </w:pPr>
+            <w:r>
+              <w:t>Резерв</w:t>
+            </w:r>
+          </w:p>
+        </w:tc>
+      </w:tr>
+      <w:tr>
+        <w:tc>
+          <w:tcPr>
+            <w:tcW w:w="2479" w:type="dxa"/>
+          </w:tcPr>
+          <w:p>
+            <w:pPr>
+              <w:pStyle w:val="af0"/>
+            </w:pPr>
+            <w:r>
+              <w:t>М10.</w:t>
+            </w:r>
+            <w:r>
+              <w:rPr>
+                <w:lang w:val="en-US"/>
+              </w:rPr>
+              <w:t>X</w:t>
+            </w:r>
+            <w:r>
+              <w:t>В:</w:t>
+            </w:r>
+            <w:r>
+              <w:rPr>
+                <w:lang w:val="en-US"/>
+              </w:rPr>
+              <w:t>7</w:t>
+            </w:r>
+            <w:r>
+              <w:t xml:space="preserve"> – М10.</w:t>
+            </w:r>
+            <w:r>
+              <w:rPr>
+                <w:lang w:val="en-US"/>
+              </w:rPr>
+              <w:t>XB</w:t>
+            </w:r>
+            <w:r>
+              <w:t>:</w:t>
+            </w:r>
+            <w:r>
+              <w:rPr>
+                <w:lang w:val="en-US"/>
+              </w:rPr>
+              <w:t>6</w:t>
+            </w:r>
+          </w:p>
+        </w:tc>
+        <w:tc>
+          <w:tcPr>
+            <w:tcW w:w="2212" w:type="dxa"/>
+          </w:tcPr>
+          <w:p>
+            <w:pPr>
+              <w:pStyle w:val="af0"/>
+            </w:pPr>
+            <w:r>
+              <w:t>М10.К4</w:t>
+            </w:r>
+          </w:p>
+        </w:tc>
+        <w:tc>
+          <w:tcPr>
+            <w:tcW w:w="4914" w:type="dxa"/>
+          </w:tcPr>
+          <w:p>
+            <w:pPr>
+              <w:pStyle w:val="af0"/>
+              <w:jc w:val="left"/>
+            </w:pPr>
+            <w:r>
+              <w:t>Резерв</w:t>
+            </w:r>
+          </w:p>
+        </w:tc>
+      </w:tr>
+      <w:tr>
+        <w:tc>
+          <w:tcPr>
+            <w:tcW w:w="2479" w:type="dxa"/>
+          </w:tcPr>
+          <w:p>
+            <w:pPr>
+              <w:pStyle w:val="af0"/>
+            </w:pPr>
+            <w:r>
+              <w:t>М10.</w:t>
+            </w:r>
+            <w:r>
+              <w:rPr>
+                <w:lang w:val="en-US"/>
+              </w:rPr>
+              <w:t>X</w:t>
+            </w:r>
+            <w:r>
+              <w:t>В</w:t>
+            </w:r>
+            <w:r>
+              <w:rPr>
+                <w:lang w:val="en-US"/>
+              </w:rPr>
+              <w:t>:10</w:t>
+            </w:r>
+            <w:r>
+              <w:t xml:space="preserve"> – М10.</w:t>
+            </w:r>
+            <w:r>
+              <w:rPr>
+                <w:lang w:val="en-US"/>
+              </w:rPr>
+              <w:t>XB:8</w:t>
+            </w:r>
+          </w:p>
+        </w:tc>
+        <w:tc>
+          <w:tcPr>
+            <w:tcW w:w="2212" w:type="dxa"/>
+          </w:tcPr>
+          <w:p>
+            <w:pPr>
+              <w:pStyle w:val="af0"/>
+            </w:pPr>
+            <w:r>
+              <w:t>М10.К5</w:t>
+            </w:r>
+          </w:p>
+        </w:tc>
+        <w:tc>
+          <w:tcPr>
+            <w:tcW w:w="4914" w:type="dxa"/>
+          </w:tcPr>
+          <w:p>
+            <w:pPr>
+              <w:pStyle w:val="af0"/>
+              <w:jc w:val="left"/>
+            </w:pPr>
+            <w:r>
+              <w:t>Резерв</w:t>
+            </w:r>
+          </w:p>
+        </w:tc>
+      </w:tr>
+      <w:tr>
+        <w:tc>
+          <w:tcPr>
+            <w:tcW w:w="2479" w:type="dxa"/>
+          </w:tcPr>
+          <w:p>
+            <w:pPr>
+              <w:pStyle w:val="af0"/>
+            </w:pPr>
+            <w:r>
+              <w:t>М10</w:t>
+            </w:r>
+            <w:r>
+              <w:rPr>
+                <w:lang w:val="en-US"/>
+              </w:rPr>
+              <w:t>.X</w:t>
+            </w:r>
+            <w:r>
+              <w:t>В</w:t>
+            </w:r>
+            <w:r>
+              <w:rPr>
+                <w:lang w:val="en-US"/>
+              </w:rPr>
+              <w:t xml:space="preserve">:10 – </w:t>
+            </w:r>
+            <w:r>
+              <w:t>М10</w:t>
+            </w:r>
+            <w:r>
+              <w:rPr>
+                <w:lang w:val="en-US"/>
+              </w:rPr>
+              <w:t>.XB:9</w:t>
+            </w:r>
+          </w:p>
+        </w:tc>
+        <w:tc>
+          <w:tcPr>
+            <w:tcW w:w="2212" w:type="dxa"/>
+          </w:tcPr>
+          <w:p>
+            <w:pPr>
+              <w:pStyle w:val="af0"/>
+            </w:pPr>
+            <w:r>
+              <w:t>М10.К</w:t>
+            </w:r>
+            <w:r>
+              <w:rPr>
+                <w:lang w:val="en-US"/>
+              </w:rPr>
+              <w:t>6</w:t>
+            </w:r>
+          </w:p>
+        </w:tc>
+        <w:tc>
+          <w:tcPr>
+            <w:tcW w:w="4914" w:type="dxa"/>
+          </w:tcPr>
+          <w:p>
+            <w:pPr>
+              <w:pStyle w:val="af0"/>
+              <w:jc w:val="left"/>
+            </w:pPr>
+            <w:r>
+              <w:t>Резерв</w:t>
+            </w:r>
+          </w:p>
+        </w:tc>
+      </w:tr>
+      <w:tr>
+        <w:tc>
+          <w:tcPr>
+            <w:tcW w:w="2479" w:type="dxa"/>
+          </w:tcPr>
+          <w:p>
+            <w:pPr>
+              <w:pStyle w:val="af0"/>
+            </w:pPr>
+            <w:r>
+              <w:t>М10</w:t>
+            </w:r>
+            <w:r>
+              <w:rPr>
+                <w:lang w:val="en-US"/>
+              </w:rPr>
+              <w:t>.X</w:t>
+            </w:r>
+            <w:r>
+              <w:t>В</w:t>
+            </w:r>
+            <w:r>
+              <w:rPr>
+                <w:lang w:val="en-US"/>
+              </w:rPr>
+              <w:t xml:space="preserve">:13 – </w:t>
+            </w:r>
+            <w:r>
+              <w:t>М10</w:t>
+            </w:r>
+            <w:r>
+              <w:rPr>
+                <w:lang w:val="en-US"/>
+              </w:rPr>
+              <w:t>.XB:12</w:t>
+            </w:r>
+          </w:p>
+        </w:tc>
+        <w:tc>
+          <w:tcPr>
+            <w:tcW w:w="2212" w:type="dxa"/>
+          </w:tcPr>
+          <w:p>
+            <w:pPr>
+              <w:pStyle w:val="af0"/>
+            </w:pPr>
+            <w:r>
+              <w:t>М10.К</w:t>
+            </w:r>
+            <w:r>
+              <w:rPr>
+                <w:lang w:val="en-US"/>
+              </w:rPr>
+              <w:t>7</w:t>
+            </w:r>
+          </w:p>
+        </w:tc>
+        <w:tc>
+          <w:tcPr>
+            <w:tcW w:w="4914" w:type="dxa"/>
+          </w:tcPr>
+          <w:p>
+            <w:pPr>
+              <w:pStyle w:val="af0"/>
+              <w:jc w:val="left"/>
+            </w:pPr>
+            <w:r>
+              <w:t>Резерв</w:t>
+            </w:r>
+          </w:p>
+        </w:tc>
+      </w:tr>
+      <w:tr>
+        <w:tc>
+          <w:tcPr>
+            <w:tcW w:w="2479" w:type="dxa"/>
+          </w:tcPr>
+          <w:p>
+            <w:pPr>
+              <w:pStyle w:val="af0"/>
+            </w:pPr>
+            <w:r>
+              <w:t>М10</w:t>
+            </w:r>
+            <w:r>
+              <w:rPr>
+                <w:lang w:val="en-US"/>
+              </w:rPr>
+              <w:t>.X</w:t>
+            </w:r>
+            <w:r>
+              <w:t>В</w:t>
+            </w:r>
+            <w:r>
+              <w:rPr>
+                <w:lang w:val="en-US"/>
+              </w:rPr>
+              <w:t xml:space="preserve">:16 – </w:t>
+            </w:r>
+            <w:r>
+              <w:t>М10</w:t>
+            </w:r>
+            <w:r>
+              <w:rPr>
+                <w:lang w:val="en-US"/>
+              </w:rPr>
+              <w:t>.XB:15</w:t>
+            </w:r>
+          </w:p>
+        </w:tc>
+        <w:tc>
+          <w:tcPr>
+            <w:tcW w:w="2212" w:type="dxa"/>
+          </w:tcPr>
+          <w:p>
+            <w:pPr>
+              <w:pStyle w:val="af0"/>
+            </w:pPr>
+            <w:r>
+              <w:t>М10.К8</w:t>
+            </w:r>
+          </w:p>
+        </w:tc>
+        <w:tc>
+          <w:tcPr>
+            <w:tcW w:w="4914" w:type="dxa"/>
+          </w:tcPr>
+          <w:p>
+            <w:pPr>
+              <w:pStyle w:val="af0"/>
+              <w:jc w:val="left"/>
+            </w:pPr>
+            <w:r>
+              <w:t>Резерв</w:t>
+            </w:r>
+          </w:p>
+        </w:tc>
+      </w:tr>
+      <w:tr>
+        <w:tc>
+          <w:tcPr>
+            <w:tcW w:w="2479" w:type="dxa"/>
+          </w:tcPr>
+          <w:p>
+            <w:pPr>
+              <w:pStyle w:val="af0"/>
+            </w:pPr>
+            <w:r>
+              <w:t>М</w:t>
+            </w:r>
+            <w:r>
+              <w:rPr>
+                <w:lang w:val="en-US"/>
+              </w:rPr>
+              <w:t xml:space="preserve">1.XP:2 - </w:t>
+            </w:r>
+            <w:r>
+              <w:t>М</w:t>
+            </w:r>
+            <w:r>
+              <w:rPr>
+                <w:lang w:val="en-US"/>
+              </w:rPr>
+              <w:t>1.XP:1</w:t>
+            </w:r>
+          </w:p>
+        </w:tc>
+        <w:tc>
+          <w:tcPr>
+            <w:tcW w:w="2212" w:type="dxa"/>
+          </w:tcPr>
+          <w:p>
+            <w:pPr>
+              <w:pStyle w:val="af0"/>
+            </w:pPr>
+            <w:r>
+              <w:t>М1.К1</w:t>
+            </w:r>
+          </w:p>
+        </w:tc>
+        <w:tc>
+          <w:tcPr>
+            <w:tcW w:w="4914" w:type="dxa"/>
+          </w:tcPr>
+          <w:p>
+            <w:pPr>
+              <w:pStyle w:val="af0"/>
+              <w:jc w:val="left"/>
+            </w:pPr>
+            <w:r>
+              <w:t>ПС: Пуск</w:t>
+            </w:r>
+          </w:p>
+        </w:tc>
+      </w:tr>
+    </w:tbl>
+    <w:p>
+      <w:pPr>
+        <w:pStyle w:val="a"/>
+        <w:rPr>
+          <w:highlight w:val="green"/>
+        </w:rPr>
+      </w:pPr>
+      <w:r>
+        <w:rPr>
+          <w:highlight w:val="green"/>
+        </w:rPr>
+        <w:t xml:space="preserve">Выходные реле устройства ЮНИТ-М300 для проверки </w:t>
+      </w:r>
+      <w:r>
+        <w:rPr>
+          <w:highlight w:val="green"/>
+        </w:rPr>
+        <w:t>СС</w:t>
+      </w:r>
+    </w:p>
+    <w:tbl>
+      <w:tblPr>
+        <w:tblStyle w:val="21"/>
+        <w:tblW w:w="0" w:type="auto"/>
+        <w:tblLook w:val="04A0" w:firstRow="1" w:lastRow="0" w:firstColumn="1" w:lastColumn="0" w:noHBand="0" w:noVBand="1"/>
+      </w:tblPr>
+      <w:tblGrid>
+        <w:gridCol w:w="2479"/>
+        <w:gridCol w:w="2212"/>
+        <w:gridCol w:w="4914"/>
+      </w:tblGrid>
+      <w:tr>
+        <w:trPr>
+          <w:cnfStyle w:val="100000000000" w:firstRow="1" w:lastRow="0" w:firstColumn="0" w:lastColumn="0" w:oddVBand="0" w:evenVBand="0" w:oddHBand="0" w:evenHBand="0" w:firstRowFirstColumn="0" w:firstRowLastColumn="0" w:lastRowFirstColumn="0" w:lastRowLastColumn="0"/>
+          <w:tblHeader/>
+        </w:trPr>
+        <w:tc>
+          <w:tcPr>
+            <w:tcW w:w="2479" w:type="dxa"/>
+          </w:tcPr>
+          <w:p>
+            <w:pPr>
+              <w:rPr>
+                <w:b w:val="0"/>
+              </w:rPr>
+            </w:pPr>
+            <w:r>
+              <w:rPr>
+                <w:b w:val="0"/>
+              </w:rPr>
+              <w:t>Клеммы на устройстве</w:t>
+            </w:r>
+          </w:p>
+        </w:tc>
+        <w:tc>
+          <w:tcPr>
+            <w:tcW w:w="2212" w:type="dxa"/>
+          </w:tcPr>
+          <w:p>
+            <w:pPr>
+              <w:rPr>
+                <w:b w:val="0"/>
+              </w:rPr>
+            </w:pPr>
+            <w:r>
+              <w:rPr>
+                <w:b w:val="0"/>
+              </w:rPr>
+              <w:t>Номер выходного реле</w:t>
+            </w:r>
+          </w:p>
+        </w:tc>
+        <w:tc>
+          <w:tcPr>
+            <w:tcW w:w="4914" w:type="dxa"/>
+          </w:tcPr>
+          <w:p>
+            <w:pPr>
+              <w:rPr>
+                <w:b w:val="0"/>
+              </w:rPr>
+            </w:pPr>
+            <w:r>
+              <w:rPr>
+                <w:b w:val="0"/>
+              </w:rPr>
+              <w:t>Наименование сигнала на ФСУ</w:t>
+            </w:r>
+          </w:p>
+        </w:tc>
+      </w:tr>
+      <w:tr>
+        <w:tc>
+          <w:tcPr>
+            <w:tcW w:w="2479" w:type="dxa"/>
+          </w:tcPr>
+          <w:p>
+            <w:pPr>
+              <w:pStyle w:val="af0"/>
+            </w:pPr>
+            <w:r>
+              <w:t>М9.</w:t>
+            </w:r>
+            <w:r>
+              <w:rPr>
+                <w:lang w:val="en-US"/>
+              </w:rPr>
+              <w:t>X</w:t>
+            </w:r>
+            <w:r>
+              <w:t>В</w:t>
+            </w:r>
+            <w:r>
+              <w:rPr>
+                <w:lang w:val="en-US"/>
+              </w:rPr>
+              <w:t>:1</w:t>
+            </w:r>
+            <w:r>
+              <w:t xml:space="preserve"> – М9.</w:t>
+            </w:r>
+            <w:r>
+              <w:rPr>
+                <w:lang w:val="en-US"/>
+              </w:rPr>
+              <w:t>XB:2</w:t>
+            </w:r>
+          </w:p>
+        </w:tc>
+        <w:tc>
+          <w:tcPr>
+            <w:tcW w:w="2212" w:type="dxa"/>
+          </w:tcPr>
+          <w:p>
+            <w:pPr>
+              <w:pStyle w:val="af0"/>
+            </w:pPr>
+            <w:r>
+              <w:t>М9.К1</w:t>
+            </w:r>
+          </w:p>
+        </w:tc>
+        <w:tc>
+          <w:tcPr>
+            <w:tcW w:w="4914" w:type="dxa"/>
+            <w:shd w:val="clear" w:color="auto" w:fill="auto"/>
+          </w:tcPr>
+          <w:p>
+            <w:pPr>
+              <w:pStyle w:val="af0"/>
+              <w:jc w:val="left"/>
+            </w:pPr>
+            <w:r>
               <w:t>СС: ТС сигн</w:t>
+            </w:r>
+          </w:p>
+        </w:tc>
+      </w:tr>
+      <w:tr>
+        <w:tc>
+          <w:tcPr>
+            <w:tcW w:w="2479" w:type="dxa"/>
+          </w:tcPr>
+          <w:p>
+            <w:pPr>
+              <w:pStyle w:val="af0"/>
+            </w:pPr>
+            <w:r>
+              <w:t>М9.</w:t>
+            </w:r>
+            <w:r>
+              <w:rPr>
+                <w:lang w:val="en-US"/>
+              </w:rPr>
+              <w:t>X</w:t>
+            </w:r>
+            <w:r>
+              <w:t>В:3 – М9.</w:t>
+            </w:r>
+            <w:r>
+              <w:rPr>
+                <w:lang w:val="en-US"/>
+              </w:rPr>
+              <w:t>XB</w:t>
+            </w:r>
+            <w:r>
+              <w:t>:4</w:t>
+            </w:r>
+          </w:p>
+        </w:tc>
+        <w:tc>
+          <w:tcPr>
+            <w:tcW w:w="2212" w:type="dxa"/>
+          </w:tcPr>
+          <w:p>
+            <w:pPr>
+              <w:pStyle w:val="af0"/>
+            </w:pPr>
+            <w:r>
+              <w:t>М9.К2</w:t>
+            </w:r>
+          </w:p>
+        </w:tc>
+        <w:tc>
+          <w:tcPr>
+            <w:tcW w:w="4914" w:type="dxa"/>
+            <w:shd w:val="clear" w:color="auto" w:fill="auto"/>
+          </w:tcPr>
+          <w:p>
+            <w:pPr>
+              <w:pStyle w:val="af0"/>
+              <w:jc w:val="left"/>
+            </w:pPr>
+            <w:r>
+              <w:t>СС: Внеш. откл</w:t>
+            </w:r>
+          </w:p>
+        </w:tc>
+      </w:tr>
+      <w:tr>
+        <w:tc>
+          <w:tcPr>
+            <w:tcW w:w="2479" w:type="dxa"/>
+          </w:tcPr>
+          <w:p>
+            <w:pPr>
+              <w:pStyle w:val="af0"/>
+              <w:rPr>
+                <w:lang w:val="en-US"/>
+              </w:rPr>
+            </w:pPr>
+            <w:r>
+              <w:t>М9.</w:t>
+            </w:r>
+            <w:r>
+              <w:rPr>
+                <w:lang w:val="en-US"/>
+              </w:rPr>
+              <w:t>X</w:t>
+            </w:r>
+            <w:r>
+              <w:t>В:</w:t>
+            </w:r>
+            <w:r>
+              <w:rPr>
+                <w:lang w:val="en-US"/>
+              </w:rPr>
+              <w:t>7</w:t>
+            </w:r>
+            <w:r>
+              <w:t xml:space="preserve"> – М9.</w:t>
+            </w:r>
+            <w:r>
+              <w:rPr>
+                <w:lang w:val="en-US"/>
+              </w:rPr>
+              <w:t>XB</w:t>
+            </w:r>
+            <w:r>
+              <w:t>:</w:t>
+            </w:r>
+            <w:r>
+              <w:rPr>
+                <w:lang w:val="en-US"/>
+              </w:rPr>
+              <w:t>5</w:t>
+            </w:r>
+          </w:p>
+        </w:tc>
+        <w:tc>
+          <w:tcPr>
+            <w:tcW w:w="2212" w:type="dxa"/>
+          </w:tcPr>
+          <w:p>
+            <w:pPr>
+              <w:pStyle w:val="af0"/>
+            </w:pPr>
+            <w:r>
+              <w:t>М9.К3</w:t>
+            </w:r>
+          </w:p>
+        </w:tc>
+        <w:tc>
+          <w:tcPr>
+            <w:tcW w:w="4914" w:type="dxa"/>
+            <w:shd w:val="clear" w:color="auto" w:fill="auto"/>
+          </w:tcPr>
+          <w:p>
+            <w:pPr>
+              <w:pStyle w:val="af0"/>
+              <w:jc w:val="left"/>
+            </w:pPr>
+            <w:r>
+              <w:t>Резерв</w:t>
+            </w:r>
+          </w:p>
+        </w:tc>
+      </w:tr>
+      <w:tr>
+        <w:tc>
+          <w:tcPr>
+            <w:tcW w:w="2479" w:type="dxa"/>
+          </w:tcPr>
+          <w:p>
+            <w:pPr>
+              <w:pStyle w:val="af0"/>
+              <w:rPr>
+                <w:lang w:val="en-US"/>
+              </w:rPr>
+            </w:pPr>
+            <w:r>
+              <w:t>М9.</w:t>
+            </w:r>
+            <w:r>
+              <w:rPr>
+                <w:lang w:val="en-US"/>
+              </w:rPr>
+              <w:t>X</w:t>
+            </w:r>
+            <w:r>
+              <w:t>В:</w:t>
+            </w:r>
+            <w:r>
+              <w:rPr>
+                <w:lang w:val="en-US"/>
+              </w:rPr>
+              <w:t>7</w:t>
+            </w:r>
+            <w:r>
+              <w:t xml:space="preserve"> – М9.</w:t>
+            </w:r>
+            <w:r>
+              <w:rPr>
+                <w:lang w:val="en-US"/>
+              </w:rPr>
+              <w:t>XB</w:t>
+            </w:r>
+            <w:r>
+              <w:t>:</w:t>
+            </w:r>
+            <w:r>
+              <w:rPr>
+                <w:lang w:val="en-US"/>
+              </w:rPr>
+              <w:t>6</w:t>
+            </w:r>
+          </w:p>
+        </w:tc>
+        <w:tc>
+          <w:tcPr>
+            <w:tcW w:w="2212" w:type="dxa"/>
+          </w:tcPr>
+          <w:p>
+            <w:pPr>
+              <w:pStyle w:val="af0"/>
+              <w:rPr>
+                <w:lang w:val="en-US"/>
+              </w:rPr>
+            </w:pPr>
+            <w:r>
+              <w:t>М9.К4</w:t>
+            </w:r>
+          </w:p>
+        </w:tc>
+        <w:tc>
+          <w:tcPr>
+            <w:tcW w:w="4914" w:type="dxa"/>
+            <w:shd w:val="clear" w:color="auto" w:fill="auto"/>
+          </w:tcPr>
+          <w:p>
+            <w:pPr>
+              <w:pStyle w:val="af0"/>
+              <w:jc w:val="left"/>
+            </w:pPr>
+            <w:r>
+              <w:t>Резерв</w:t>
+            </w:r>
+          </w:p>
+        </w:tc>
+      </w:tr>
+      <w:tr>
+        <w:tc>
+          <w:tcPr>
+            <w:tcW w:w="2479" w:type="dxa"/>
+          </w:tcPr>
+          <w:p>
+            <w:pPr>
+              <w:pStyle w:val="af0"/>
+              <w:rPr>
+                <w:lang w:val="en-US"/>
+              </w:rPr>
+            </w:pPr>
+            <w:r>
+              <w:t>М9.</w:t>
+            </w:r>
+            <w:r>
+              <w:rPr>
+                <w:lang w:val="en-US"/>
+              </w:rPr>
+              <w:t>X</w:t>
+            </w:r>
+            <w:r>
+              <w:t>В</w:t>
+            </w:r>
+            <w:r>
+              <w:rPr>
+                <w:lang w:val="en-US"/>
+              </w:rPr>
+              <w:t>:10</w:t>
+            </w:r>
+            <w:r>
+              <w:t xml:space="preserve"> – М9.</w:t>
+            </w:r>
+            <w:r>
+              <w:rPr>
+                <w:lang w:val="en-US"/>
+              </w:rPr>
+              <w:t>XB:8</w:t>
+            </w:r>
+          </w:p>
+        </w:tc>
+        <w:tc>
+          <w:tcPr>
+            <w:tcW w:w="2212" w:type="dxa"/>
+          </w:tcPr>
+          <w:p>
+            <w:pPr>
+              <w:pStyle w:val="af0"/>
+              <w:rPr>
+                <w:lang w:val="en-US"/>
+              </w:rPr>
+            </w:pPr>
+            <w:r>
+              <w:t>М9.К5</w:t>
+            </w:r>
+          </w:p>
+        </w:tc>
+        <w:tc>
+          <w:tcPr>
+            <w:tcW w:w="4914" w:type="dxa"/>
+            <w:shd w:val="clear" w:color="auto" w:fill="auto"/>
+          </w:tcPr>
+          <w:p>
+            <w:pPr>
+              <w:pStyle w:val="af0"/>
+              <w:jc w:val="left"/>
+            </w:pPr>
+            <w:r>
+              <w:t>Резерв</w:t>
+            </w:r>
+          </w:p>
+        </w:tc>
+      </w:tr>
+      <w:tr>
+        <w:tc>
+          <w:tcPr>
+            <w:tcW w:w="2479" w:type="dxa"/>
+          </w:tcPr>
+          <w:p>
+            <w:pPr>
+              <w:pStyle w:val="af0"/>
+              <w:rPr>
+                <w:lang w:val="en-US"/>
+              </w:rPr>
+            </w:pPr>
+            <w:r>
+              <w:t>М9</w:t>
+            </w:r>
+            <w:r>
+              <w:rPr>
+                <w:lang w:val="en-US"/>
+              </w:rPr>
+              <w:t>.X</w:t>
+            </w:r>
+            <w:r>
+              <w:t>В</w:t>
+            </w:r>
+            <w:r>
+              <w:rPr>
+                <w:lang w:val="en-US"/>
+              </w:rPr>
+              <w:t xml:space="preserve">:10 – </w:t>
+            </w:r>
+            <w:r>
+              <w:t>М9</w:t>
+            </w:r>
+            <w:r>
+              <w:rPr>
+                <w:lang w:val="en-US"/>
+              </w:rPr>
+              <w:t>.XB:9</w:t>
+            </w:r>
+          </w:p>
+        </w:tc>
+        <w:tc>
+          <w:tcPr>
+            <w:tcW w:w="2212" w:type="dxa"/>
+          </w:tcPr>
+          <w:p>
+            <w:pPr>
+              <w:pStyle w:val="af0"/>
+              <w:rPr>
+                <w:lang w:val="en-US"/>
+              </w:rPr>
+            </w:pPr>
+            <w:r>
+              <w:t>М9.К</w:t>
+            </w:r>
+            <w:r>
+              <w:rPr>
+                <w:lang w:val="en-US"/>
+              </w:rPr>
+              <w:t>6</w:t>
+            </w:r>
+          </w:p>
+        </w:tc>
+        <w:tc>
+          <w:tcPr>
+            <w:tcW w:w="4914" w:type="dxa"/>
+          </w:tcPr>
+          <w:p>
+            <w:pPr>
+              <w:pStyle w:val="af0"/>
+              <w:jc w:val="left"/>
+            </w:pPr>
+            <w:r>
+              <w:t>Резерв</w:t>
+            </w:r>
+          </w:p>
+        </w:tc>
+      </w:tr>
+      <w:tr>
+        <w:tc>
+          <w:tcPr>
+            <w:tcW w:w="2479" w:type="dxa"/>
+          </w:tcPr>
+          <w:p>
+            <w:pPr>
+              <w:pStyle w:val="af0"/>
+              <w:rPr>
+                <w:lang w:val="en-US"/>
+              </w:rPr>
+            </w:pPr>
+            <w:r>
+              <w:t>М9</w:t>
+            </w:r>
+            <w:r>
+              <w:rPr>
+                <w:lang w:val="en-US"/>
+              </w:rPr>
+              <w:t>.X</w:t>
+            </w:r>
+            <w:r>
+              <w:t>В</w:t>
+            </w:r>
+            <w:r>
+              <w:rPr>
+                <w:lang w:val="en-US"/>
+              </w:rPr>
+              <w:t xml:space="preserve">:13 – </w:t>
+            </w:r>
+            <w:r>
+              <w:t>М9</w:t>
+            </w:r>
+            <w:r>
+              <w:rPr>
+                <w:lang w:val="en-US"/>
+              </w:rPr>
+              <w:t>.XB:12</w:t>
+            </w:r>
+          </w:p>
+        </w:tc>
+        <w:tc>
+          <w:tcPr>
+            <w:tcW w:w="2212" w:type="dxa"/>
+          </w:tcPr>
+          <w:p>
+            <w:pPr>
+              <w:pStyle w:val="af0"/>
+              <w:rPr>
+                <w:lang w:val="en-US"/>
+              </w:rPr>
+            </w:pPr>
+            <w:r>
+              <w:t>М9.К</w:t>
+            </w:r>
+            <w:r>
+              <w:rPr>
+                <w:lang w:val="en-US"/>
+              </w:rPr>
+              <w:t>7</w:t>
+            </w:r>
+          </w:p>
+        </w:tc>
+        <w:tc>
+          <w:tcPr>
+            <w:tcW w:w="4914" w:type="dxa"/>
+          </w:tcPr>
+          <w:p>
+            <w:pPr>
+              <w:pStyle w:val="af0"/>
+              <w:jc w:val="left"/>
+            </w:pPr>
+            <w:r>
+              <w:t>Резерв</w:t>
+            </w:r>
+          </w:p>
+        </w:tc>
+      </w:tr>
+      <w:tr>
+        <w:tc>
+          <w:tcPr>
+            <w:tcW w:w="2479" w:type="dxa"/>
+          </w:tcPr>
+          <w:p>
+            <w:pPr>
+              <w:pStyle w:val="af0"/>
+              <w:rPr>
+                <w:lang w:val="en-US"/>
+              </w:rPr>
+            </w:pPr>
+            <w:r>
+              <w:t>М9</w:t>
+            </w:r>
+            <w:r>
+              <w:rPr>
+                <w:lang w:val="en-US"/>
+              </w:rPr>
+              <w:t>.X</w:t>
+            </w:r>
+            <w:r>
+              <w:t>В</w:t>
+            </w:r>
+            <w:r>
+              <w:rPr>
+                <w:lang w:val="en-US"/>
+              </w:rPr>
+              <w:t xml:space="preserve">:16 – </w:t>
+            </w:r>
+            <w:r>
+              <w:t>М9</w:t>
+            </w:r>
+            <w:r>
+              <w:rPr>
+                <w:lang w:val="en-US"/>
+              </w:rPr>
+              <w:t>.XB:15</w:t>
+            </w:r>
+          </w:p>
+        </w:tc>
+        <w:tc>
+          <w:tcPr>
+            <w:tcW w:w="2212" w:type="dxa"/>
+          </w:tcPr>
+          <w:p>
+            <w:pPr>
+              <w:pStyle w:val="af0"/>
+              <w:rPr>
+                <w:lang w:val="en-US"/>
+              </w:rPr>
+            </w:pPr>
+            <w:r>
+              <w:t>М9.К8</w:t>
+            </w:r>
+          </w:p>
+        </w:tc>
+        <w:tc>
+          <w:tcPr>
+            <w:tcW w:w="4914" w:type="dxa"/>
+          </w:tcPr>
+          <w:p>
+            <w:pPr>
+              <w:pStyle w:val="af0"/>
+              <w:jc w:val="left"/>
+            </w:pPr>
+            <w:r>
+              <w:t>Резерв</w:t>
             </w:r>
           </w:p>
         </w:tc>
@@ -25044,11 +27529,6 @@
           <w:numId w:val="0"/>
         </w:numPr>
         <w:ind w:left="709"/>
-      </w:pPr>
-    </w:p>
-    <w:p>
-      <w:pPr>
-        <w:pStyle w:val="a5"/>
       </w:pPr>
       <w:bookmarkStart w:id="18" w:name="_GoBack"/>
       <w:bookmarkEnd w:id="18"/>
@@ -25510,7 +27990,7 @@
             <w:rPr>
               <w:noProof/>
             </w:rPr>
-            <w:t>12</w:t>
+            <w:t>13</w:t>
           </w:r>
           <w:r>
             <w:rPr>
@@ -25594,7 +28074,7 @@
             <w:rPr>
               <w:noProof/>
             </w:rPr>
-            <w:t>12</w:t>
+            <w:t>13</w:t>
           </w:r>
           <w:r>
             <w:fldChar w:fldCharType="end"/>
@@ -25607,7 +28087,7 @@
               <w:rPr>
                 <w:noProof/>
               </w:rPr>
-              <w:t>12</w:t>
+              <w:t>13</w:t>
             </w:r>
           </w:fldSimple>
           <w:r>
@@ -27740,7 +30220,7 @@
 </file>
 
 <file path=customXml/itemProps1.xml><?xml version="1.0" encoding="utf-8"?>
-<ds:datastoreItem xmlns:ds="http://schemas.openxmlformats.org/officeDocument/2006/customXml" ds:itemID="{0F4BD4D2-2422-436B-B452-733BB7D9F375}">
+<ds:datastoreItem xmlns:ds="http://schemas.openxmlformats.org/officeDocument/2006/customXml" ds:itemID="{ABE6567C-DB24-4443-B94F-10018474854D}">
   <ds:schemaRefs>
     <ds:schemaRef ds:uri="http://schemas.openxmlformats.org/officeDocument/2006/bibliography"/>
   </ds:schemaRefs>
